--- a/Synthesis_v3_3_EN.docx
+++ b/Synthesis_v3_3_EN.docx
@@ -307,7 +307,7 @@
         <w:t xml:space="preserve">dimension-origin prior</w:t>
       </w:r>
       <w:r>
-        <w:t xml:space="preserve">: presence probability P_presence(k) ~ (r_k/L_k)^{k−4} means higher-dimension-origin species are systematically less likely to be present in our patch’s reducing volume. (iv) A new §14 formalises three cross-framework bridges (CL1–CL3) providing independent ν extractors and a reinterpretation of the P8c wrong-sign result.</w:t>
+        <w:t xml:space="preserve">: presence probability P_presence(k) ~ (r_k/L_k)^{k−4} means higher-dimension-origin species are systematically less likely to be present in our patch’s reducing volume. (iv) A new §14 formalises three cross-framework bridges (CL1–CL3) providing independent ν extractors and a reinterpretation of the P8c wrong-sign result. (v) §8 is now a full tabulated prediction scorecard covering all 38 entries (P1–P38), with per-prediction mechanism, observable, status-through-round-5, decisive test, and falsifiability layer. (vi) §9 is extended with round-5 results; the new §15 gives the twelve-test public-data battery in detail (promoted from the CCDR v7.3 §18 addendum).</w:t>
       </w:r>
     </w:p>
     <w:bookmarkEnd w:id="20"/>
@@ -2203,13 +2203,13 @@
       </w:r>
     </w:p>
     <w:bookmarkEnd w:id="62"/>
-    <w:bookmarkStart w:id="63" w:name="X1315d6abea3ae76089da8c58aca9275c9b3eced"/>
+    <w:bookmarkStart w:id="63" w:name="complete-predictions-table"/>
     <w:p>
       <w:pPr>
         <w:pStyle w:val="Heading1"/>
       </w:pPr>
       <w:r>
-        <w:t xml:space="preserve">8. Complete Prediction List with Full Descriptions</w:t>
+        <w:t xml:space="preserve">8. Complete Predictions Table</w:t>
       </w:r>
     </w:p>
     <w:p>
@@ -2217,7 +2217,3612 @@
         <w:pStyle w:val="FirstParagraph"/>
       </w:pPr>
       <w:r>
-        <w:t xml:space="preserve">Identical to CCDR v7.3 §13 — see that document for full prose descriptions of all 38 numbered predictions, including the seven new predictions P32–P38 introduced in v7.3 / v3.3:</w:t>
+        <w:t xml:space="preserve">Thirty-eight numbered predictions carried jointly with CCDR v7.3 §13. Full prose descriptions for each appear in that document; the table below gives the tracked summary, with status updated through round 5 of public-data testing (§15 below). Layer column refers to the five-layer falsifiability hierarchy (§5).</w:t>
+      </w:r>
+    </w:p>
+    <w:tbl>
+      <w:tblPr>
+        <w:tblStyle w:val="Table"/>
+        <w:tblW w:type="pct" w:w="5000"/>
+        <w:tblLook w:firstRow="1" w:lastRow="0" w:firstColumn="0" w:lastColumn="0" w:noHBand="0" w:noVBand="0" w:val="0020"/>
+        <w:jc w:val="start"/>
+      </w:tblPr>
+      <w:tblGrid>
+        <w:gridCol w:w="1131"/>
+        <w:gridCol w:w="1131"/>
+        <w:gridCol w:w="1131"/>
+        <w:gridCol w:w="1131"/>
+        <w:gridCol w:w="1131"/>
+        <w:gridCol w:w="1131"/>
+        <w:gridCol w:w="1131"/>
+      </w:tblGrid>
+      <w:tr>
+        <w:trPr>
+          <w:tblHeader w:val="true"/>
+        </w:trPr>
+        <w:tc>
+          <w:tcPr/>
+          <w:p>
+            <w:pPr>
+              <w:pStyle w:val="Compact"/>
+              <w:jc w:val="left"/>
+            </w:pPr>
+            <w:r>
+              <w:t xml:space="preserve">ID</w:t>
+            </w:r>
+          </w:p>
+        </w:tc>
+        <w:tc>
+          <w:tcPr/>
+          <w:p>
+            <w:pPr>
+              <w:pStyle w:val="Compact"/>
+              <w:jc w:val="left"/>
+            </w:pPr>
+            <w:r>
+              <w:t xml:space="preserve">Short description</w:t>
+            </w:r>
+          </w:p>
+        </w:tc>
+        <w:tc>
+          <w:tcPr/>
+          <w:p>
+            <w:pPr>
+              <w:pStyle w:val="Compact"/>
+              <w:jc w:val="left"/>
+            </w:pPr>
+            <w:r>
+              <w:t xml:space="preserve">Mechanism / section</w:t>
+            </w:r>
+          </w:p>
+        </w:tc>
+        <w:tc>
+          <w:tcPr/>
+          <w:p>
+            <w:pPr>
+              <w:pStyle w:val="Compact"/>
+              <w:jc w:val="left"/>
+            </w:pPr>
+            <w:r>
+              <w:t xml:space="preserve">Observable</w:t>
+            </w:r>
+          </w:p>
+        </w:tc>
+        <w:tc>
+          <w:tcPr/>
+          <w:p>
+            <w:pPr>
+              <w:pStyle w:val="Compact"/>
+              <w:jc w:val="left"/>
+            </w:pPr>
+            <w:r>
+              <w:t xml:space="preserve">Status (through round 5)</w:t>
+            </w:r>
+          </w:p>
+        </w:tc>
+        <w:tc>
+          <w:tcPr/>
+          <w:p>
+            <w:pPr>
+              <w:pStyle w:val="Compact"/>
+              <w:jc w:val="left"/>
+            </w:pPr>
+            <w:r>
+              <w:t xml:space="preserve">Decisive test</w:t>
+            </w:r>
+          </w:p>
+        </w:tc>
+        <w:tc>
+          <w:tcPr/>
+          <w:p>
+            <w:pPr>
+              <w:pStyle w:val="Compact"/>
+              <w:jc w:val="left"/>
+            </w:pPr>
+            <w:r>
+              <w:t xml:space="preserve">Layer</w:t>
+            </w:r>
+          </w:p>
+        </w:tc>
+      </w:tr>
+      <w:tr>
+        <w:tc>
+          <w:tcPr/>
+          <w:p>
+            <w:pPr>
+              <w:pStyle w:val="Compact"/>
+              <w:jc w:val="left"/>
+            </w:pPr>
+            <w:r>
+              <w:t xml:space="preserve">P1</w:t>
+            </w:r>
+          </w:p>
+        </w:tc>
+        <w:tc>
+          <w:tcPr/>
+          <w:p>
+            <w:pPr>
+              <w:pStyle w:val="Compact"/>
+              <w:jc w:val="left"/>
+            </w:pPr>
+            <w:r>
+              <w:t xml:space="preserve">RVM BAO scale shift</w:t>
+            </w:r>
+          </w:p>
+        </w:tc>
+        <w:tc>
+          <w:tcPr/>
+          <w:p>
+            <w:pPr>
+              <w:pStyle w:val="Compact"/>
+              <w:jc w:val="left"/>
+            </w:pPr>
+            <w:r>
+              <w:t xml:space="preserve">ρ_vac(H) modifies sound horizon; §2</w:t>
+            </w:r>
+          </w:p>
+        </w:tc>
+        <w:tc>
+          <w:tcPr/>
+          <w:p>
+            <w:pPr>
+              <w:pStyle w:val="Compact"/>
+              <w:jc w:val="left"/>
+            </w:pPr>
+            <w:r>
+              <w:t xml:space="preserve">BAO at multiple z</w:t>
+            </w:r>
+          </w:p>
+        </w:tc>
+        <w:tc>
+          <w:tcPr/>
+          <w:p>
+            <w:pPr>
+              <w:pStyle w:val="Compact"/>
+              <w:jc w:val="left"/>
+            </w:pPr>
+            <w:r>
+              <w:t xml:space="preserve">Ambiguous (low-z SN-carried; CL1 triangle 30× disagreement reinforces systematic reading)</w:t>
+            </w:r>
+          </w:p>
+        </w:tc>
+        <w:tc>
+          <w:tcPr/>
+          <w:p>
+            <w:pPr>
+              <w:pStyle w:val="Compact"/>
+              <w:jc w:val="left"/>
+            </w:pPr>
+            <w:r>
+              <w:t xml:space="preserve">DESI DR3 (2027)</w:t>
+            </w:r>
+          </w:p>
+        </w:tc>
+        <w:tc>
+          <w:tcPr/>
+          <w:p>
+            <w:pPr>
+              <w:pStyle w:val="Compact"/>
+              <w:jc w:val="left"/>
+            </w:pPr>
+            <w:r>
+              <w:t xml:space="preserve">4</w:t>
+            </w:r>
+          </w:p>
+        </w:tc>
+      </w:tr>
+      <w:tr>
+        <w:tc>
+          <w:tcPr/>
+          <w:p>
+            <w:pPr>
+              <w:pStyle w:val="Compact"/>
+              <w:jc w:val="left"/>
+            </w:pPr>
+            <w:r>
+              <w:t xml:space="preserve">P2</w:t>
+            </w:r>
+          </w:p>
+        </w:tc>
+        <w:tc>
+          <w:tcPr/>
+          <w:p>
+            <w:pPr>
+              <w:pStyle w:val="Compact"/>
+              <w:jc w:val="left"/>
+            </w:pPr>
+            <w:r>
+              <w:t xml:space="preserve">Non-Gaussian bispectrum</w:t>
+            </w:r>
+          </w:p>
+        </w:tc>
+        <w:tc>
+          <w:tcPr/>
+          <w:p>
+            <w:pPr>
+              <w:pStyle w:val="Compact"/>
+              <w:jc w:val="left"/>
+            </w:pPr>
+            <w:r>
+              <w:t xml:space="preserve">Grain-structure fNL; §8.1</w:t>
+            </w:r>
+          </w:p>
+        </w:tc>
+        <w:tc>
+          <w:tcPr/>
+          <w:p>
+            <w:pPr>
+              <w:pStyle w:val="Compact"/>
+              <w:jc w:val="left"/>
+            </w:pPr>
+            <w:r>
+              <w:t xml:space="preserve">Galaxy bispectrum</w:t>
+            </w:r>
+          </w:p>
+        </w:tc>
+        <w:tc>
+          <w:tcPr/>
+          <w:p>
+            <w:pPr>
+              <w:pStyle w:val="Compact"/>
+              <w:jc w:val="left"/>
+            </w:pPr>
+            <w:r>
+              <w:t xml:space="preserve">Untested</w:t>
+            </w:r>
+          </w:p>
+        </w:tc>
+        <w:tc>
+          <w:tcPr/>
+          <w:p>
+            <w:pPr>
+              <w:pStyle w:val="Compact"/>
+              <w:jc w:val="left"/>
+            </w:pPr>
+            <w:r>
+              <w:t xml:space="preserve">Euclid 6-yr bispectrum</w:t>
+            </w:r>
+          </w:p>
+        </w:tc>
+        <w:tc>
+          <w:tcPr/>
+          <w:p>
+            <w:pPr>
+              <w:pStyle w:val="Compact"/>
+              <w:jc w:val="left"/>
+            </w:pPr>
+            <w:r>
+              <w:t xml:space="preserve">4</w:t>
+            </w:r>
+          </w:p>
+        </w:tc>
+      </w:tr>
+      <w:tr>
+        <w:tc>
+          <w:tcPr/>
+          <w:p>
+            <w:pPr>
+              <w:pStyle w:val="Compact"/>
+              <w:jc w:val="left"/>
+            </w:pPr>
+            <w:r>
+              <w:t xml:space="preserve">P3</w:t>
+            </w:r>
+          </w:p>
+        </w:tc>
+        <w:tc>
+          <w:tcPr/>
+          <w:p>
+            <w:pPr>
+              <w:pStyle w:val="Compact"/>
+              <w:jc w:val="left"/>
+            </w:pPr>
+            <w:r>
+              <w:t xml:space="preserve">Filament orientational correlation</w:t>
+            </w:r>
+          </w:p>
+        </w:tc>
+        <w:tc>
+          <w:tcPr/>
+          <w:p>
+            <w:pPr>
+              <w:pStyle w:val="Compact"/>
+              <w:jc w:val="left"/>
+            </w:pPr>
+            <w:r>
+              <w:t xml:space="preserve">Grain-boundary orientation; §8.2</w:t>
+            </w:r>
+          </w:p>
+        </w:tc>
+        <w:tc>
+          <w:tcPr/>
+          <w:p>
+            <w:pPr>
+              <w:pStyle w:val="Compact"/>
+              <w:jc w:val="left"/>
+            </w:pPr>
+            <w:r>
+              <w:t xml:space="preserve">Orientation correlation</w:t>
+            </w:r>
+          </w:p>
+        </w:tc>
+        <w:tc>
+          <w:tcPr/>
+          <w:p>
+            <w:pPr>
+              <w:pStyle w:val="Compact"/>
+              <w:jc w:val="left"/>
+            </w:pPr>
+            <w:r>
+              <w:t xml:space="preserve">Ambiguous (round 5: full-sample r≈0.20 stable; density dep. +1.32σ in expected direction at proxy)</w:t>
+            </w:r>
+          </w:p>
+        </w:tc>
+        <w:tc>
+          <w:tcPr/>
+          <w:p>
+            <w:pPr>
+              <w:pStyle w:val="Compact"/>
+              <w:jc w:val="left"/>
+            </w:pPr>
+            <w:r>
+              <w:t xml:space="preserve">LSST Y1</w:t>
+            </w:r>
+          </w:p>
+        </w:tc>
+        <w:tc>
+          <w:tcPr/>
+          <w:p>
+            <w:pPr>
+              <w:pStyle w:val="Compact"/>
+              <w:jc w:val="left"/>
+            </w:pPr>
+            <w:r>
+              <w:t xml:space="preserve">4</w:t>
+            </w:r>
+          </w:p>
+        </w:tc>
+      </w:tr>
+      <w:tr>
+        <w:tc>
+          <w:tcPr/>
+          <w:p>
+            <w:pPr>
+              <w:pStyle w:val="Compact"/>
+              <w:jc w:val="left"/>
+            </w:pPr>
+            <w:r>
+              <w:t xml:space="preserve">P4</w:t>
+            </w:r>
+          </w:p>
+        </w:tc>
+        <w:tc>
+          <w:tcPr/>
+          <w:p>
+            <w:pPr>
+              <w:pStyle w:val="Compact"/>
+              <w:jc w:val="left"/>
+            </w:pPr>
+            <w:r>
+              <w:t xml:space="preserve">CMB large-angle anomalies</w:t>
+            </w:r>
+          </w:p>
+        </w:tc>
+        <w:tc>
+          <w:tcPr/>
+          <w:p>
+            <w:pPr>
+              <w:pStyle w:val="Compact"/>
+              <w:jc w:val="left"/>
+            </w:pPr>
+            <w:r>
+              <w:t xml:space="preserve">Anisotropic reduction at LSS</w:t>
+            </w:r>
+          </w:p>
+        </w:tc>
+        <w:tc>
+          <w:tcPr/>
+          <w:p>
+            <w:pPr>
+              <w:pStyle w:val="Compact"/>
+              <w:jc w:val="left"/>
+            </w:pPr>
+            <w:r>
+              <w:t xml:space="preserve">ℓ&lt;20 alignments</w:t>
+            </w:r>
+          </w:p>
+        </w:tc>
+        <w:tc>
+          <w:tcPr/>
+          <w:p>
+            <w:pPr>
+              <w:pStyle w:val="Compact"/>
+              <w:jc w:val="left"/>
+            </w:pPr>
+            <w:r>
+              <w:t xml:space="preserve">Inconclusive (Planck cross-products p=0.23/0.96/0.61)</w:t>
+            </w:r>
+          </w:p>
+        </w:tc>
+        <w:tc>
+          <w:tcPr/>
+          <w:p>
+            <w:pPr>
+              <w:pStyle w:val="Compact"/>
+              <w:jc w:val="left"/>
+            </w:pPr>
+            <w:r>
+              <w:t xml:space="preserve">LiteBIRD</w:t>
+            </w:r>
+          </w:p>
+        </w:tc>
+        <w:tc>
+          <w:tcPr/>
+          <w:p>
+            <w:pPr>
+              <w:pStyle w:val="Compact"/>
+              <w:jc w:val="left"/>
+            </w:pPr>
+            <w:r>
+              <w:t xml:space="preserve">4</w:t>
+            </w:r>
+          </w:p>
+        </w:tc>
+      </w:tr>
+      <w:tr>
+        <w:tc>
+          <w:tcPr/>
+          <w:p>
+            <w:pPr>
+              <w:pStyle w:val="Compact"/>
+              <w:jc w:val="left"/>
+            </w:pPr>
+            <w:r>
+              <w:t xml:space="preserve">P5</w:t>
+            </w:r>
+          </w:p>
+        </w:tc>
+        <w:tc>
+          <w:tcPr/>
+          <w:p>
+            <w:pPr>
+              <w:pStyle w:val="Compact"/>
+              <w:jc w:val="left"/>
+            </w:pPr>
+            <w:r>
+              <w:t xml:space="preserve">KSS viscosity η/s = ℏ/(4πk_B)</w:t>
+            </w:r>
+          </w:p>
+        </w:tc>
+        <w:tc>
+          <w:tcPr/>
+          <w:p>
+            <w:pPr>
+              <w:pStyle w:val="Compact"/>
+              <w:jc w:val="left"/>
+            </w:pPr>
+            <w:r>
+              <w:t xml:space="preserve">Phase-boundary universality; §5.1</w:t>
+            </w:r>
+          </w:p>
+        </w:tc>
+        <w:tc>
+          <w:tcPr/>
+          <w:p>
+            <w:pPr>
+              <w:pStyle w:val="Compact"/>
+              <w:jc w:val="left"/>
+            </w:pPr>
+            <w:r>
+              <w:t xml:space="preserve">QGP η/s</w:t>
+            </w:r>
+          </w:p>
+        </w:tc>
+        <w:tc>
+          <w:tcPr/>
+          <w:p>
+            <w:pPr>
+              <w:pStyle w:val="Compact"/>
+              <w:jc w:val="left"/>
+            </w:pPr>
+            <w:r>
+              <w:t xml:space="preserve">Partially confirmed (ALICE/CMS ≈ 1.4 × KSS)</w:t>
+            </w:r>
+          </w:p>
+        </w:tc>
+        <w:tc>
+          <w:tcPr/>
+          <w:p>
+            <w:pPr>
+              <w:pStyle w:val="Compact"/>
+              <w:jc w:val="left"/>
+            </w:pPr>
+            <w:r>
+              <w:t xml:space="preserve">RHIC BES-II</w:t>
+            </w:r>
+          </w:p>
+        </w:tc>
+        <w:tc>
+          <w:tcPr/>
+          <w:p>
+            <w:pPr>
+              <w:pStyle w:val="Compact"/>
+              <w:jc w:val="left"/>
+            </w:pPr>
+            <w:r>
+              <w:t xml:space="preserve">2</w:t>
+            </w:r>
+          </w:p>
+        </w:tc>
+      </w:tr>
+      <w:tr>
+        <w:tc>
+          <w:tcPr/>
+          <w:p>
+            <w:pPr>
+              <w:pStyle w:val="Compact"/>
+              <w:jc w:val="left"/>
+            </w:pPr>
+            <w:r>
+              <w:t xml:space="preserve">P6</w:t>
+            </w:r>
+          </w:p>
+        </w:tc>
+        <w:tc>
+          <w:tcPr/>
+          <w:p>
+            <w:pPr>
+              <w:pStyle w:val="Compact"/>
+              <w:jc w:val="left"/>
+            </w:pPr>
+            <w:r>
+              <w:t xml:space="preserve">DM halo fringes</w:t>
+            </w:r>
+          </w:p>
+        </w:tc>
+        <w:tc>
+          <w:tcPr/>
+          <w:p>
+            <w:pPr>
+              <w:pStyle w:val="Compact"/>
+              <w:jc w:val="left"/>
+            </w:pPr>
+            <w:r>
+              <w:t xml:space="preserve">Reducing-volume substructure</w:t>
+            </w:r>
+          </w:p>
+        </w:tc>
+        <w:tc>
+          <w:tcPr/>
+          <w:p>
+            <w:pPr>
+              <w:pStyle w:val="Compact"/>
+              <w:jc w:val="left"/>
+            </w:pPr>
+            <w:r>
+              <w:t xml:space="preserve">Splashback profiles</w:t>
+            </w:r>
+          </w:p>
+        </w:tc>
+        <w:tc>
+          <w:tcPr/>
+          <w:p>
+            <w:pPr>
+              <w:pStyle w:val="Compact"/>
+              <w:jc w:val="left"/>
+            </w:pPr>
+            <w:r>
+              <w:t xml:space="preserve">Untested</w:t>
+            </w:r>
+          </w:p>
+        </w:tc>
+        <w:tc>
+          <w:tcPr/>
+          <w:p>
+            <w:pPr>
+              <w:pStyle w:val="Compact"/>
+              <w:jc w:val="left"/>
+            </w:pPr>
+            <w:r>
+              <w:t xml:space="preserve">ELT + Roman</w:t>
+            </w:r>
+          </w:p>
+        </w:tc>
+        <w:tc>
+          <w:tcPr/>
+          <w:p>
+            <w:pPr>
+              <w:pStyle w:val="Compact"/>
+              <w:jc w:val="left"/>
+            </w:pPr>
+            <w:r>
+              <w:t xml:space="preserve">4</w:t>
+            </w:r>
+          </w:p>
+        </w:tc>
+      </w:tr>
+      <w:tr>
+        <w:tc>
+          <w:tcPr/>
+          <w:p>
+            <w:pPr>
+              <w:pStyle w:val="Compact"/>
+              <w:jc w:val="left"/>
+            </w:pPr>
+            <w:r>
+              <w:t xml:space="preserve">P7</w:t>
+            </w:r>
+          </w:p>
+        </w:tc>
+        <w:tc>
+          <w:tcPr/>
+          <w:p>
+            <w:pPr>
+              <w:pStyle w:val="Compact"/>
+              <w:jc w:val="left"/>
+            </w:pPr>
+            <w:r>
+              <w:t xml:space="preserve">Dark-energy EOS oscillation</w:t>
+            </w:r>
+          </w:p>
+        </w:tc>
+        <w:tc>
+          <w:tcPr/>
+          <w:p>
+            <w:pPr>
+              <w:pStyle w:val="Compact"/>
+              <w:jc w:val="left"/>
+            </w:pPr>
+            <w:r>
+              <w:t xml:space="preserve">Multi/single-peak w(z)</w:t>
+            </w:r>
+          </w:p>
+        </w:tc>
+        <w:tc>
+          <w:tcPr/>
+          <w:p>
+            <w:pPr>
+              <w:pStyle w:val="Compact"/>
+              <w:jc w:val="left"/>
+            </w:pPr>
+            <w:r>
+              <w:t xml:space="preserve">DESI BAO</w:t>
+            </w:r>
+          </w:p>
+        </w:tc>
+        <w:tc>
+          <w:tcPr/>
+          <w:p>
+            <w:pPr>
+              <w:pStyle w:val="Compact"/>
+              <w:jc w:val="left"/>
+            </w:pPr>
+            <w:r>
+              <w:rPr>
+                <w:bCs/>
+                <w:b/>
+              </w:rPr>
+              <w:t xml:space="preserve">Retracted</w:t>
+            </w:r>
+            <w:r>
+              <w:t xml:space="preserve"> </w:t>
+            </w:r>
+            <w:r>
+              <w:t xml:space="preserve">(both forms failed)</w:t>
+            </w:r>
+          </w:p>
+        </w:tc>
+        <w:tc>
+          <w:tcPr/>
+          <w:p>
+            <w:pPr>
+              <w:pStyle w:val="Compact"/>
+              <w:jc w:val="left"/>
+            </w:pPr>
+            <w:r>
+              <w:t xml:space="preserve">—</w:t>
+            </w:r>
+          </w:p>
+        </w:tc>
+        <w:tc>
+          <w:tcPr/>
+          <w:p>
+            <w:pPr>
+              <w:pStyle w:val="Compact"/>
+              <w:jc w:val="left"/>
+            </w:pPr>
+            <w:r>
+              <w:t xml:space="preserve">4</w:t>
+            </w:r>
+          </w:p>
+        </w:tc>
+      </w:tr>
+      <w:tr>
+        <w:tc>
+          <w:tcPr/>
+          <w:p>
+            <w:pPr>
+              <w:pStyle w:val="Compact"/>
+              <w:jc w:val="left"/>
+            </w:pPr>
+            <w:r>
+              <w:t xml:space="preserve">P8</w:t>
+            </w:r>
+          </w:p>
+        </w:tc>
+        <w:tc>
+          <w:tcPr/>
+          <w:p>
+            <w:pPr>
+              <w:pStyle w:val="Compact"/>
+              <w:jc w:val="left"/>
+            </w:pPr>
+            <w:r>
+              <w:t xml:space="preserve">DM pulsar timing beat</w:t>
+            </w:r>
+          </w:p>
+        </w:tc>
+        <w:tc>
+          <w:tcPr/>
+          <w:p>
+            <w:pPr>
+              <w:pStyle w:val="Compact"/>
+              <w:jc w:val="left"/>
+            </w:pPr>
+            <w:r>
+              <w:t xml:space="preserve">ω_DM vs pulsar spin; §7.3</w:t>
+            </w:r>
+          </w:p>
+        </w:tc>
+        <w:tc>
+          <w:tcPr/>
+          <w:p>
+            <w:pPr>
+              <w:pStyle w:val="Compact"/>
+              <w:jc w:val="left"/>
+            </w:pPr>
+            <w:r>
+              <w:t xml:space="preserve">PTA residuals</w:t>
+            </w:r>
+          </w:p>
+        </w:tc>
+        <w:tc>
+          <w:tcPr/>
+          <w:p>
+            <w:pPr>
+              <w:pStyle w:val="Compact"/>
+              <w:jc w:val="left"/>
+            </w:pPr>
+            <w:r>
+              <w:t xml:space="preserve">Null (NANOGrav 15-yr 0.96σ)</w:t>
+            </w:r>
+          </w:p>
+        </w:tc>
+        <w:tc>
+          <w:tcPr/>
+          <w:p>
+            <w:pPr>
+              <w:pStyle w:val="Compact"/>
+              <w:jc w:val="left"/>
+            </w:pPr>
+            <w:r>
+              <w:t xml:space="preserve">—</w:t>
+            </w:r>
+          </w:p>
+        </w:tc>
+        <w:tc>
+          <w:tcPr/>
+          <w:p>
+            <w:pPr>
+              <w:pStyle w:val="Compact"/>
+              <w:jc w:val="left"/>
+            </w:pPr>
+            <w:r>
+              <w:t xml:space="preserve">4</w:t>
+            </w:r>
+          </w:p>
+        </w:tc>
+      </w:tr>
+      <w:tr>
+        <w:tc>
+          <w:tcPr/>
+          <w:p>
+            <w:pPr>
+              <w:pStyle w:val="Compact"/>
+              <w:jc w:val="left"/>
+            </w:pPr>
+            <w:r>
+              <w:t xml:space="preserve">P8a</w:t>
+            </w:r>
+          </w:p>
+        </w:tc>
+        <w:tc>
+          <w:tcPr/>
+          <w:p>
+            <w:pPr>
+              <w:pStyle w:val="Compact"/>
+              <w:jc w:val="left"/>
+            </w:pPr>
+            <w:r>
+              <w:t xml:space="preserve">Hellings–Downs hexapolar (ℓ=6)</w:t>
+            </w:r>
+          </w:p>
+        </w:tc>
+        <w:tc>
+          <w:tcPr/>
+          <w:p>
+            <w:pPr>
+              <w:pStyle w:val="Compact"/>
+              <w:jc w:val="left"/>
+            </w:pPr>
+            <w:r>
+              <w:t xml:space="preserve">CDT C-phase 6-fold BZ</w:t>
+            </w:r>
+          </w:p>
+        </w:tc>
+        <w:tc>
+          <w:tcPr/>
+          <w:p>
+            <w:pPr>
+              <w:pStyle w:val="Compact"/>
+              <w:jc w:val="left"/>
+            </w:pPr>
+            <w:r>
+              <w:t xml:space="preserve">PTA HD residuals</w:t>
+            </w:r>
+          </w:p>
+        </w:tc>
+        <w:tc>
+          <w:tcPr/>
+          <w:p>
+            <w:pPr>
+              <w:pStyle w:val="Compact"/>
+              <w:jc w:val="left"/>
+            </w:pPr>
+            <w:r>
+              <w:t xml:space="preserve">Structurally untestable (300,000× below NG15)</w:t>
+            </w:r>
+          </w:p>
+        </w:tc>
+        <w:tc>
+          <w:tcPr/>
+          <w:p>
+            <w:pPr>
+              <w:pStyle w:val="Compact"/>
+              <w:jc w:val="left"/>
+            </w:pPr>
+            <w:r>
+              <w:t xml:space="preserve">—</w:t>
+            </w:r>
+          </w:p>
+        </w:tc>
+        <w:tc>
+          <w:tcPr/>
+          <w:p>
+            <w:pPr>
+              <w:pStyle w:val="Compact"/>
+              <w:jc w:val="left"/>
+            </w:pPr>
+            <w:r>
+              <w:t xml:space="preserve">0</w:t>
+            </w:r>
+          </w:p>
+        </w:tc>
+      </w:tr>
+      <w:tr>
+        <w:tc>
+          <w:tcPr/>
+          <w:p>
+            <w:pPr>
+              <w:pStyle w:val="Compact"/>
+              <w:jc w:val="left"/>
+            </w:pPr>
+            <w:r>
+              <w:t xml:space="preserve">P8b</w:t>
+            </w:r>
+          </w:p>
+        </w:tc>
+        <w:tc>
+          <w:tcPr/>
+          <w:p>
+            <w:pPr>
+              <w:pStyle w:val="Compact"/>
+              <w:jc w:val="left"/>
+            </w:pPr>
+            <w:r>
+              <w:t xml:space="preserve">GW spectral index shift</w:t>
+            </w:r>
+          </w:p>
+        </w:tc>
+        <w:tc>
+          <w:tcPr/>
+          <w:p>
+            <w:pPr>
+              <w:pStyle w:val="Compact"/>
+              <w:jc w:val="left"/>
+            </w:pPr>
+            <w:r>
+              <w:t xml:space="preserve">δn_GW ~ ν/3</w:t>
+            </w:r>
+          </w:p>
+        </w:tc>
+        <w:tc>
+          <w:tcPr/>
+          <w:p>
+            <w:pPr>
+              <w:pStyle w:val="Compact"/>
+              <w:jc w:val="left"/>
+            </w:pPr>
+            <w:r>
+              <w:t xml:space="preserve">SGWB spectrum</w:t>
+            </w:r>
+          </w:p>
+        </w:tc>
+        <w:tc>
+          <w:tcPr/>
+          <w:p>
+            <w:pPr>
+              <w:pStyle w:val="Compact"/>
+              <w:jc w:val="left"/>
+            </w:pPr>
+            <w:r>
+              <w:t xml:space="preserve">Marginal (300× tighter needed)</w:t>
+            </w:r>
+          </w:p>
+        </w:tc>
+        <w:tc>
+          <w:tcPr/>
+          <w:p>
+            <w:pPr>
+              <w:pStyle w:val="Compact"/>
+              <w:jc w:val="left"/>
+            </w:pPr>
+            <w:r>
+              <w:t xml:space="preserve">SKA</w:t>
+            </w:r>
+          </w:p>
+        </w:tc>
+        <w:tc>
+          <w:tcPr/>
+          <w:p>
+            <w:pPr>
+              <w:pStyle w:val="Compact"/>
+              <w:jc w:val="left"/>
+            </w:pPr>
+            <w:r>
+              <w:t xml:space="preserve">4</w:t>
+            </w:r>
+          </w:p>
+        </w:tc>
+      </w:tr>
+      <w:tr>
+        <w:tc>
+          <w:tcPr/>
+          <w:p>
+            <w:pPr>
+              <w:pStyle w:val="Compact"/>
+              <w:jc w:val="left"/>
+            </w:pPr>
+            <w:r>
+              <w:t xml:space="preserve">P8c</w:t>
+            </w:r>
+          </w:p>
+        </w:tc>
+        <w:tc>
+          <w:tcPr/>
+          <w:p>
+            <w:pPr>
+              <w:pStyle w:val="Compact"/>
+              <w:jc w:val="left"/>
+            </w:pPr>
+            <w:r>
+              <w:t xml:space="preserve">PTA × cosmic web (CL2)</w:t>
+            </w:r>
+          </w:p>
+        </w:tc>
+        <w:tc>
+          <w:tcPr/>
+          <w:p>
+            <w:pPr>
+              <w:pStyle w:val="Compact"/>
+              <w:jc w:val="left"/>
+            </w:pPr>
+            <w:r>
+              <w:t xml:space="preserve">Cross-patch composition; §4.5</w:t>
+            </w:r>
+          </w:p>
+        </w:tc>
+        <w:tc>
+          <w:tcPr/>
+          <w:p>
+            <w:pPr>
+              <w:pStyle w:val="Compact"/>
+              <w:jc w:val="left"/>
+            </w:pPr>
+            <w:r>
+              <w:t xml:space="preserve">GW-density correlation</w:t>
+            </w:r>
+          </w:p>
+        </w:tc>
+        <w:tc>
+          <w:tcPr/>
+          <w:p>
+            <w:pPr>
+              <w:pStyle w:val="Compact"/>
+              <w:jc w:val="left"/>
+            </w:pPr>
+            <w:r>
+              <w:rPr>
+                <w:bCs/>
+                <w:b/>
+              </w:rPr>
+              <w:t xml:space="preserve">Round-5: SUGGESTIVE POSITIVE via CL2</w:t>
+            </w:r>
+            <w:r>
+              <w:t xml:space="preserve">: r = +0.524 cross-correlation with P30 κ field</w:t>
+            </w:r>
+          </w:p>
+        </w:tc>
+        <w:tc>
+          <w:tcPr/>
+          <w:p>
+            <w:pPr>
+              <w:pStyle w:val="Compact"/>
+              <w:jc w:val="left"/>
+            </w:pPr>
+            <w:r>
+              <w:t xml:space="preserve">PTA × Planck PR4 κ</w:t>
+            </w:r>
+          </w:p>
+        </w:tc>
+        <w:tc>
+          <w:tcPr/>
+          <w:p>
+            <w:pPr>
+              <w:pStyle w:val="Compact"/>
+              <w:jc w:val="left"/>
+            </w:pPr>
+            <w:r>
+              <w:t xml:space="preserve">4</w:t>
+            </w:r>
+          </w:p>
+        </w:tc>
+      </w:tr>
+      <w:tr>
+        <w:tc>
+          <w:tcPr/>
+          <w:p>
+            <w:pPr>
+              <w:pStyle w:val="Compact"/>
+              <w:jc w:val="left"/>
+            </w:pPr>
+            <w:r>
+              <w:t xml:space="preserve">P9a</w:t>
+            </w:r>
+          </w:p>
+        </w:tc>
+        <w:tc>
+          <w:tcPr/>
+          <w:p>
+            <w:pPr>
+              <w:pStyle w:val="Compact"/>
+              <w:jc w:val="left"/>
+            </w:pPr>
+            <w:r>
+              <w:t xml:space="preserve">1–2 GeV hadronic excess</w:t>
+            </w:r>
+          </w:p>
+        </w:tc>
+        <w:tc>
+          <w:tcPr/>
+          <w:p>
+            <w:pPr>
+              <w:pStyle w:val="Compact"/>
+              <w:jc w:val="left"/>
+            </w:pPr>
+            <w:r>
+              <w:t xml:space="preserve">Cascade-mediated</w:t>
+            </w:r>
+          </w:p>
+        </w:tc>
+        <w:tc>
+          <w:tcPr/>
+          <w:p>
+            <w:pPr>
+              <w:pStyle w:val="Compact"/>
+              <w:jc w:val="left"/>
+            </w:pPr>
+            <w:r>
+              <w:t xml:space="preserve">LHCb Run 3</w:t>
+            </w:r>
+          </w:p>
+        </w:tc>
+        <w:tc>
+          <w:tcPr/>
+          <w:p>
+            <w:pPr>
+              <w:pStyle w:val="Compact"/>
+              <w:jc w:val="left"/>
+            </w:pPr>
+            <w:r>
+              <w:rPr>
+                <w:bCs/>
+                <w:b/>
+              </w:rPr>
+              <w:t xml:space="preserve">Falsified, removed</w:t>
+            </w:r>
+          </w:p>
+        </w:tc>
+        <w:tc>
+          <w:tcPr/>
+          <w:p>
+            <w:pPr>
+              <w:pStyle w:val="Compact"/>
+              <w:jc w:val="left"/>
+            </w:pPr>
+            <w:r>
+              <w:t xml:space="preserve">—</w:t>
+            </w:r>
+          </w:p>
+        </w:tc>
+        <w:tc>
+          <w:tcPr/>
+          <w:p>
+            <w:pPr>
+              <w:pStyle w:val="Compact"/>
+              <w:jc w:val="left"/>
+            </w:pPr>
+            <w:r>
+              <w:t xml:space="preserve">3</w:t>
+            </w:r>
+          </w:p>
+        </w:tc>
+      </w:tr>
+      <w:tr>
+        <w:tc>
+          <w:tcPr/>
+          <w:p>
+            <w:pPr>
+              <w:pStyle w:val="Compact"/>
+              <w:jc w:val="left"/>
+            </w:pPr>
+            <w:r>
+              <w:t xml:space="preserve">P9b</w:t>
+            </w:r>
+          </w:p>
+        </w:tc>
+        <w:tc>
+          <w:tcPr/>
+          <w:p>
+            <w:pPr>
+              <w:pStyle w:val="Compact"/>
+              <w:jc w:val="left"/>
+            </w:pPr>
+            <w:r>
+              <w:t xml:space="preserve">Anomalous MET at EW threshold</w:t>
+            </w:r>
+          </w:p>
+        </w:tc>
+        <w:tc>
+          <w:tcPr/>
+          <w:p>
+            <w:pPr>
+              <w:pStyle w:val="Compact"/>
+              <w:jc w:val="left"/>
+            </w:pPr>
+            <w:r>
+              <w:t xml:space="preserve">DM production at ~125 GeV</w:t>
+            </w:r>
+          </w:p>
+        </w:tc>
+        <w:tc>
+          <w:tcPr/>
+          <w:p>
+            <w:pPr>
+              <w:pStyle w:val="Compact"/>
+              <w:jc w:val="left"/>
+            </w:pPr>
+            <w:r>
+              <w:t xml:space="preserve">CMS/ATLAS MET</w:t>
+            </w:r>
+          </w:p>
+        </w:tc>
+        <w:tc>
+          <w:tcPr/>
+          <w:p>
+            <w:pPr>
+              <w:pStyle w:val="Compact"/>
+              <w:jc w:val="left"/>
+            </w:pPr>
+            <w:r>
+              <w:t xml:space="preserve">Null at current sens.</w:t>
+            </w:r>
+          </w:p>
+        </w:tc>
+        <w:tc>
+          <w:tcPr/>
+          <w:p>
+            <w:pPr>
+              <w:pStyle w:val="Compact"/>
+              <w:jc w:val="left"/>
+            </w:pPr>
+            <w:r>
+              <w:t xml:space="preserve">HL-LHC 3 ab⁻¹</w:t>
+            </w:r>
+          </w:p>
+        </w:tc>
+        <w:tc>
+          <w:tcPr/>
+          <w:p>
+            <w:pPr>
+              <w:pStyle w:val="Compact"/>
+              <w:jc w:val="left"/>
+            </w:pPr>
+            <w:r>
+              <w:t xml:space="preserve">3</w:t>
+            </w:r>
+          </w:p>
+        </w:tc>
+      </w:tr>
+      <w:tr>
+        <w:tc>
+          <w:tcPr/>
+          <w:p>
+            <w:pPr>
+              <w:pStyle w:val="Compact"/>
+              <w:jc w:val="left"/>
+            </w:pPr>
+            <w:r>
+              <w:t xml:space="preserve">P9c</w:t>
+            </w:r>
+          </w:p>
+        </w:tc>
+        <w:tc>
+          <w:tcPr/>
+          <w:p>
+            <w:pPr>
+              <w:pStyle w:val="Compact"/>
+              <w:jc w:val="left"/>
+            </w:pPr>
+            <w:r>
+              <w:t xml:space="preserve">QGP η/s dip–peak near T_c</w:t>
+            </w:r>
+          </w:p>
+        </w:tc>
+        <w:tc>
+          <w:tcPr/>
+          <w:p>
+            <w:pPr>
+              <w:pStyle w:val="Compact"/>
+              <w:jc w:val="left"/>
+            </w:pPr>
+            <w:r>
+              <w:t xml:space="preserve">Non-monotonic η/s(T)</w:t>
+            </w:r>
+          </w:p>
+        </w:tc>
+        <w:tc>
+          <w:tcPr/>
+          <w:p>
+            <w:pPr>
+              <w:pStyle w:val="Compact"/>
+              <w:jc w:val="left"/>
+            </w:pPr>
+            <w:r>
+              <w:t xml:space="preserve">ALICE</w:t>
+            </w:r>
+          </w:p>
+        </w:tc>
+        <w:tc>
+          <w:tcPr/>
+          <w:p>
+            <w:pPr>
+              <w:pStyle w:val="Compact"/>
+              <w:jc w:val="left"/>
+            </w:pPr>
+            <w:r>
+              <w:rPr>
+                <w:bCs/>
+                <w:b/>
+              </w:rPr>
+              <w:t xml:space="preserve">Falsified, removed</w:t>
+            </w:r>
+          </w:p>
+        </w:tc>
+        <w:tc>
+          <w:tcPr/>
+          <w:p>
+            <w:pPr>
+              <w:pStyle w:val="Compact"/>
+              <w:jc w:val="left"/>
+            </w:pPr>
+            <w:r>
+              <w:t xml:space="preserve">—</w:t>
+            </w:r>
+          </w:p>
+        </w:tc>
+        <w:tc>
+          <w:tcPr/>
+          <w:p>
+            <w:pPr>
+              <w:pStyle w:val="Compact"/>
+              <w:jc w:val="left"/>
+            </w:pPr>
+            <w:r>
+              <w:t xml:space="preserve">2</w:t>
+            </w:r>
+          </w:p>
+        </w:tc>
+      </w:tr>
+      <w:tr>
+        <w:tc>
+          <w:tcPr/>
+          <w:p>
+            <w:pPr>
+              <w:pStyle w:val="Compact"/>
+              <w:jc w:val="left"/>
+            </w:pPr>
+            <w:r>
+              <w:t xml:space="preserve">P9d</w:t>
+            </w:r>
+          </w:p>
+        </w:tc>
+        <w:tc>
+          <w:tcPr/>
+          <w:p>
+            <w:pPr>
+              <w:pStyle w:val="Compact"/>
+              <w:jc w:val="left"/>
+            </w:pPr>
+            <w:r>
+              <w:t xml:space="preserve">δR_K / δR_K* = √3</w:t>
+            </w:r>
+          </w:p>
+        </w:tc>
+        <w:tc>
+          <w:tcPr/>
+          <w:p>
+            <w:pPr>
+              <w:pStyle w:val="Compact"/>
+              <w:jc w:val="left"/>
+            </w:pPr>
+            <w:r>
+              <w:t xml:space="preserve">B-decay anomaly ratio</w:t>
+            </w:r>
+          </w:p>
+        </w:tc>
+        <w:tc>
+          <w:tcPr/>
+          <w:p>
+            <w:pPr>
+              <w:pStyle w:val="Compact"/>
+              <w:jc w:val="left"/>
+            </w:pPr>
+            <w:r>
+              <w:t xml:space="preserve">LHCb reanalysis</w:t>
+            </w:r>
+          </w:p>
+        </w:tc>
+        <w:tc>
+          <w:tcPr/>
+          <w:p>
+            <w:pPr>
+              <w:pStyle w:val="Compact"/>
+              <w:jc w:val="left"/>
+            </w:pPr>
+            <w:r>
+              <w:t xml:space="preserve">Cannot fire (both δR→0)</w:t>
+            </w:r>
+          </w:p>
+        </w:tc>
+        <w:tc>
+          <w:tcPr/>
+          <w:p>
+            <w:pPr>
+              <w:pStyle w:val="Compact"/>
+              <w:jc w:val="left"/>
+            </w:pPr>
+            <w:r>
+              <w:t xml:space="preserve">—</w:t>
+            </w:r>
+          </w:p>
+        </w:tc>
+        <w:tc>
+          <w:tcPr/>
+          <w:p>
+            <w:pPr>
+              <w:pStyle w:val="Compact"/>
+              <w:jc w:val="left"/>
+            </w:pPr>
+            <w:r>
+              <w:t xml:space="preserve">3</w:t>
+            </w:r>
+          </w:p>
+        </w:tc>
+      </w:tr>
+      <w:tr>
+        <w:tc>
+          <w:tcPr/>
+          <w:p>
+            <w:pPr>
+              <w:pStyle w:val="Compact"/>
+              <w:jc w:val="left"/>
+            </w:pPr>
+            <w:r>
+              <w:t xml:space="preserve">P9e</w:t>
+            </w:r>
+          </w:p>
+        </w:tc>
+        <w:tc>
+          <w:tcPr/>
+          <w:p>
+            <w:pPr>
+              <w:pStyle w:val="Compact"/>
+              <w:jc w:val="left"/>
+            </w:pPr>
+            <w:r>
+              <w:t xml:space="preserve">Drell–Yan suppression at ~1 TeV</w:t>
+            </w:r>
+          </w:p>
+        </w:tc>
+        <w:tc>
+          <w:tcPr/>
+          <w:p>
+            <w:pPr>
+              <w:pStyle w:val="Compact"/>
+              <w:jc w:val="left"/>
+            </w:pPr>
+            <w:r>
+              <w:t xml:space="preserve">Cascade-mediated</w:t>
+            </w:r>
+          </w:p>
+        </w:tc>
+        <w:tc>
+          <w:tcPr/>
+          <w:p>
+            <w:pPr>
+              <w:pStyle w:val="Compact"/>
+              <w:jc w:val="left"/>
+            </w:pPr>
+            <w:r>
+              <w:t xml:space="preserve">LHCb Run 3</w:t>
+            </w:r>
+          </w:p>
+        </w:tc>
+        <w:tc>
+          <w:tcPr/>
+          <w:p>
+            <w:pPr>
+              <w:pStyle w:val="Compact"/>
+              <w:jc w:val="left"/>
+            </w:pPr>
+            <w:r>
+              <w:t xml:space="preserve">Null</w:t>
+            </w:r>
+          </w:p>
+        </w:tc>
+        <w:tc>
+          <w:tcPr/>
+          <w:p>
+            <w:pPr>
+              <w:pStyle w:val="Compact"/>
+              <w:jc w:val="left"/>
+            </w:pPr>
+            <w:r>
+              <w:t xml:space="preserve">HL-LHC</w:t>
+            </w:r>
+          </w:p>
+        </w:tc>
+        <w:tc>
+          <w:tcPr/>
+          <w:p>
+            <w:pPr>
+              <w:pStyle w:val="Compact"/>
+              <w:jc w:val="left"/>
+            </w:pPr>
+            <w:r>
+              <w:t xml:space="preserve">3</w:t>
+            </w:r>
+          </w:p>
+        </w:tc>
+      </w:tr>
+      <w:tr>
+        <w:tc>
+          <w:tcPr/>
+          <w:p>
+            <w:pPr>
+              <w:pStyle w:val="Compact"/>
+              <w:jc w:val="left"/>
+            </w:pPr>
+            <w:r>
+              <w:t xml:space="preserve">P9f</w:t>
+            </w:r>
+          </w:p>
+        </w:tc>
+        <w:tc>
+          <w:tcPr/>
+          <w:p>
+            <w:pPr>
+              <w:pStyle w:val="Compact"/>
+              <w:jc w:val="left"/>
+            </w:pPr>
+            <w:r>
+              <w:t xml:space="preserve">Di-Higgs threshold excess</w:t>
+            </w:r>
+          </w:p>
+        </w:tc>
+        <w:tc>
+          <w:tcPr/>
+          <w:p>
+            <w:pPr>
+              <w:pStyle w:val="Compact"/>
+              <w:jc w:val="left"/>
+            </w:pPr>
+            <w:r>
+              <w:t xml:space="preserve">Cascade contribution</w:t>
+            </w:r>
+          </w:p>
+        </w:tc>
+        <w:tc>
+          <w:tcPr/>
+          <w:p>
+            <w:pPr>
+              <w:pStyle w:val="Compact"/>
+              <w:jc w:val="left"/>
+            </w:pPr>
+            <w:r>
+              <w:t xml:space="preserve">ATLAS/CMS</w:t>
+            </w:r>
+          </w:p>
+        </w:tc>
+        <w:tc>
+          <w:tcPr/>
+          <w:p>
+            <w:pPr>
+              <w:pStyle w:val="Compact"/>
+              <w:jc w:val="left"/>
+            </w:pPr>
+            <w:r>
+              <w:t xml:space="preserve">Null</w:t>
+            </w:r>
+          </w:p>
+        </w:tc>
+        <w:tc>
+          <w:tcPr/>
+          <w:p>
+            <w:pPr>
+              <w:pStyle w:val="Compact"/>
+              <w:jc w:val="left"/>
+            </w:pPr>
+            <w:r>
+              <w:t xml:space="preserve">HL-LHC</w:t>
+            </w:r>
+          </w:p>
+        </w:tc>
+        <w:tc>
+          <w:tcPr/>
+          <w:p>
+            <w:pPr>
+              <w:pStyle w:val="Compact"/>
+              <w:jc w:val="left"/>
+            </w:pPr>
+            <w:r>
+              <w:t xml:space="preserve">3</w:t>
+            </w:r>
+          </w:p>
+        </w:tc>
+      </w:tr>
+      <w:tr>
+        <w:tc>
+          <w:tcPr/>
+          <w:p>
+            <w:pPr>
+              <w:pStyle w:val="Compact"/>
+              <w:jc w:val="left"/>
+            </w:pPr>
+            <w:r>
+              <w:t xml:space="preserve">P10 / P25</w:t>
+            </w:r>
+          </w:p>
+        </w:tc>
+        <w:tc>
+          <w:tcPr/>
+          <w:p>
+            <w:pPr>
+              <w:pStyle w:val="Compact"/>
+              <w:jc w:val="left"/>
+            </w:pPr>
+            <w:r>
+              <w:t xml:space="preserve">DM peak-counting → N (hard core)</w:t>
+            </w:r>
+          </w:p>
+        </w:tc>
+        <w:tc>
+          <w:tcPr/>
+          <w:p>
+            <w:pPr>
+              <w:pStyle w:val="Compact"/>
+              <w:jc w:val="left"/>
+            </w:pPr>
+            <w:r>
+              <w:t xml:space="preserve">Cascade residues; §4.2, §9</w:t>
+            </w:r>
+          </w:p>
+        </w:tc>
+        <w:tc>
+          <w:tcPr/>
+          <w:p>
+            <w:pPr>
+              <w:pStyle w:val="Compact"/>
+              <w:jc w:val="left"/>
+            </w:pPr>
+            <w:r>
+              <w:t xml:space="preserve">Direct detection spectrum</w:t>
+            </w:r>
+          </w:p>
+        </w:tc>
+        <w:tc>
+          <w:tcPr/>
+          <w:p>
+            <w:pPr>
+              <w:pStyle w:val="Compact"/>
+              <w:jc w:val="left"/>
+            </w:pPr>
+            <w:r>
+              <w:rPr>
+                <w:bCs/>
+                <w:b/>
+              </w:rPr>
+              <w:t xml:space="preserve">Round-5: window overlap reached</w:t>
+            </w:r>
+            <w:r>
+              <w:t xml:space="preserve"> </w:t>
+            </w:r>
+            <w:r>
+              <w:t xml:space="preserve">(6 HEPData curves cross 0.5–3 TeV), peak resolution not; E[n_peaks] ≈ 1–3 under prior</w:t>
+            </w:r>
+          </w:p>
+        </w:tc>
+        <w:tc>
+          <w:tcPr/>
+          <w:p>
+            <w:pPr>
+              <w:pStyle w:val="Compact"/>
+              <w:jc w:val="left"/>
+            </w:pPr>
+            <w:r>
+              <w:t xml:space="preserve">Tonne-scale DD with peak res.</w:t>
+            </w:r>
+          </w:p>
+        </w:tc>
+        <w:tc>
+          <w:tcPr/>
+          <w:p>
+            <w:pPr>
+              <w:pStyle w:val="Compact"/>
+              <w:jc w:val="left"/>
+            </w:pPr>
+            <w:r>
+              <w:t xml:space="preserve">0</w:t>
+            </w:r>
+          </w:p>
+        </w:tc>
+      </w:tr>
+      <w:tr>
+        <w:tc>
+          <w:tcPr/>
+          <w:p>
+            <w:pPr>
+              <w:pStyle w:val="Compact"/>
+              <w:jc w:val="left"/>
+            </w:pPr>
+            <w:r>
+              <w:t xml:space="preserve">P13 / P29</w:t>
+            </w:r>
+          </w:p>
+        </w:tc>
+        <w:tc>
+          <w:tcPr/>
+          <w:p>
+            <w:pPr>
+              <w:pStyle w:val="Compact"/>
+              <w:jc w:val="left"/>
+            </w:pPr>
+            <w:r>
+              <w:t xml:space="preserve">Time-varying DM abundance</w:t>
+            </w:r>
+          </w:p>
+        </w:tc>
+        <w:tc>
+          <w:tcPr/>
+          <w:p>
+            <w:pPr>
+              <w:pStyle w:val="Compact"/>
+              <w:jc w:val="left"/>
+            </w:pPr>
+            <w:r>
+              <w:t xml:space="preserve">Live cascade growth; §7.3</w:t>
+            </w:r>
+          </w:p>
+        </w:tc>
+        <w:tc>
+          <w:tcPr/>
+          <w:p>
+            <w:pPr>
+              <w:pStyle w:val="Compact"/>
+              <w:jc w:val="left"/>
+            </w:pPr>
+            <w:r>
+              <w:t xml:space="preserve">fs8(z)</w:t>
+            </w:r>
+          </w:p>
+        </w:tc>
+        <w:tc>
+          <w:tcPr/>
+          <w:p>
+            <w:pPr>
+              <w:pStyle w:val="Compact"/>
+              <w:jc w:val="left"/>
+            </w:pPr>
+            <w:r>
+              <w:rPr>
+                <w:bCs/>
+                <w:b/>
+              </w:rPr>
+              <w:t xml:space="preserve">Round-5: α = −0.284 (2σ wrong-sign)</w:t>
+            </w:r>
+            <w:r>
+              <w:t xml:space="preserve"> </w:t>
+            </w:r>
+            <w:r>
+              <w:t xml:space="preserve">but 85% frozen / 15% live decomp under prior</w:t>
+            </w:r>
+          </w:p>
+        </w:tc>
+        <w:tc>
+          <w:tcPr/>
+          <w:p>
+            <w:pPr>
+              <w:pStyle w:val="Compact"/>
+              <w:jc w:val="left"/>
+            </w:pPr>
+            <w:r>
+              <w:t xml:space="preserve">Full-shape DESI DR3 + RSD</w:t>
+            </w:r>
+          </w:p>
+        </w:tc>
+        <w:tc>
+          <w:tcPr/>
+          <w:p>
+            <w:pPr>
+              <w:pStyle w:val="Compact"/>
+              <w:jc w:val="left"/>
+            </w:pPr>
+            <w:r>
+              <w:t xml:space="preserve">4</w:t>
+            </w:r>
+          </w:p>
+        </w:tc>
+      </w:tr>
+      <w:tr>
+        <w:tc>
+          <w:tcPr/>
+          <w:p>
+            <w:pPr>
+              <w:pStyle w:val="Compact"/>
+              <w:jc w:val="left"/>
+            </w:pPr>
+            <w:r>
+              <w:t xml:space="preserve">P14 / P30</w:t>
+            </w:r>
+          </w:p>
+        </w:tc>
+        <w:tc>
+          <w:tcPr/>
+          <w:p>
+            <w:pPr>
+              <w:pStyle w:val="Compact"/>
+              <w:jc w:val="left"/>
+            </w:pPr>
+            <w:r>
+              <w:t xml:space="preserve">Density-correlated Ω_DM/Ω_B</w:t>
+            </w:r>
+          </w:p>
+        </w:tc>
+        <w:tc>
+          <w:tcPr/>
+          <w:p>
+            <w:pPr>
+              <w:pStyle w:val="Compact"/>
+              <w:jc w:val="left"/>
+            </w:pPr>
+            <w:r>
+              <w:t xml:space="preserve">Early dense reductions; §7.4</w:t>
+            </w:r>
+          </w:p>
+        </w:tc>
+        <w:tc>
+          <w:tcPr/>
+          <w:p>
+            <w:pPr>
+              <w:pStyle w:val="Compact"/>
+              <w:jc w:val="left"/>
+            </w:pPr>
+            <w:r>
+              <w:t xml:space="preserve">Density-stratified κ</w:t>
+            </w:r>
+          </w:p>
+        </w:tc>
+        <w:tc>
+          <w:tcPr/>
+          <w:p>
+            <w:pPr>
+              <w:pStyle w:val="Compact"/>
+              <w:jc w:val="left"/>
+            </w:pPr>
+            <w:r>
+              <w:rPr>
+                <w:bCs/>
+                <w:b/>
+              </w:rPr>
+              <w:t xml:space="preserve">Round-5: SUGGESTIVE POSITIVE REINFORCED</w:t>
+            </w:r>
+            <w:r>
+              <w:t xml:space="preserve"> </w:t>
+            </w:r>
+            <w:r>
+              <w:t xml:space="preserve">— cross-access-path (ACT + Planck proxies), six-way subset stable, threshold stable</w:t>
+            </w:r>
+          </w:p>
+        </w:tc>
+        <w:tc>
+          <w:tcPr/>
+          <w:p>
+            <w:pPr>
+              <w:pStyle w:val="Compact"/>
+              <w:jc w:val="left"/>
+            </w:pPr>
+            <w:r>
+              <w:t xml:space="preserve">Collaboration κ × DESI/DES</w:t>
+            </w:r>
+          </w:p>
+        </w:tc>
+        <w:tc>
+          <w:tcPr/>
+          <w:p>
+            <w:pPr>
+              <w:pStyle w:val="Compact"/>
+              <w:jc w:val="left"/>
+            </w:pPr>
+            <w:r>
+              <w:t xml:space="preserve">4</w:t>
+            </w:r>
+          </w:p>
+        </w:tc>
+      </w:tr>
+      <w:tr>
+        <w:tc>
+          <w:tcPr/>
+          <w:p>
+            <w:pPr>
+              <w:pStyle w:val="Compact"/>
+              <w:jc w:val="left"/>
+            </w:pPr>
+            <w:r>
+              <w:t xml:space="preserve">P15 / P31</w:t>
+            </w:r>
+          </w:p>
+        </w:tc>
+        <w:tc>
+          <w:tcPr/>
+          <w:p>
+            <w:pPr>
+              <w:pStyle w:val="Compact"/>
+              <w:jc w:val="left"/>
+            </w:pPr>
+            <w:r>
+              <w:t xml:space="preserve">Drifting DM mass peak</w:t>
+            </w:r>
+          </w:p>
+        </w:tc>
+        <w:tc>
+          <w:tcPr/>
+          <w:p>
+            <w:pPr>
+              <w:pStyle w:val="Compact"/>
+              <w:jc w:val="left"/>
+            </w:pPr>
+            <w:r>
+              <w:t xml:space="preserve">Live-cascade mass drift</w:t>
+            </w:r>
+          </w:p>
+        </w:tc>
+        <w:tc>
+          <w:tcPr/>
+          <w:p>
+            <w:pPr>
+              <w:pStyle w:val="Compact"/>
+              <w:jc w:val="left"/>
+            </w:pPr>
+            <w:r>
+              <w:t xml:space="preserve">DD spectrum drift</w:t>
+            </w:r>
+          </w:p>
+        </w:tc>
+        <w:tc>
+          <w:tcPr/>
+          <w:p>
+            <w:pPr>
+              <w:pStyle w:val="Compact"/>
+              <w:jc w:val="left"/>
+            </w:pPr>
+            <w:r>
+              <w:t xml:space="preserve">Subthreshold (per-event); round-5 P37 gives proxy-level test</w:t>
+            </w:r>
+          </w:p>
+        </w:tc>
+        <w:tc>
+          <w:tcPr/>
+          <w:p>
+            <w:pPr>
+              <w:pStyle w:val="Compact"/>
+              <w:jc w:val="left"/>
+            </w:pPr>
+            <w:r>
+              <w:t xml:space="preserve">Tonne-scale + event tagging</w:t>
+            </w:r>
+          </w:p>
+        </w:tc>
+        <w:tc>
+          <w:tcPr/>
+          <w:p>
+            <w:pPr>
+              <w:pStyle w:val="Compact"/>
+              <w:jc w:val="left"/>
+            </w:pPr>
+            <w:r>
+              <w:t xml:space="preserve">0</w:t>
+            </w:r>
+          </w:p>
+        </w:tc>
+      </w:tr>
+      <w:tr>
+        <w:tc>
+          <w:tcPr/>
+          <w:p>
+            <w:pPr>
+              <w:pStyle w:val="Compact"/>
+              <w:jc w:val="left"/>
+            </w:pPr>
+            <w:r>
+              <w:t xml:space="preserve">§6.1a</w:t>
+            </w:r>
+          </w:p>
+        </w:tc>
+        <w:tc>
+          <w:tcPr/>
+          <w:p>
+            <w:pPr>
+              <w:pStyle w:val="Compact"/>
+              <w:jc w:val="left"/>
+            </w:pPr>
+            <w:r>
+              <w:t xml:space="preserve">Local a₀ → Milgrom</w:t>
+            </w:r>
+          </w:p>
+        </w:tc>
+        <w:tc>
+          <w:tcPr/>
+          <w:p>
+            <w:pPr>
+              <w:pStyle w:val="Compact"/>
+              <w:jc w:val="left"/>
+            </w:pPr>
+            <w:r>
+              <w:t xml:space="preserve">Grain-boundary phonon scattering</w:t>
+            </w:r>
+          </w:p>
+        </w:tc>
+        <w:tc>
+          <w:tcPr/>
+          <w:p>
+            <w:pPr>
+              <w:pStyle w:val="Compact"/>
+              <w:jc w:val="left"/>
+            </w:pPr>
+            <w:r>
+              <w:t xml:space="preserve">SPARC rotation curves</w:t>
+            </w:r>
+          </w:p>
+        </w:tc>
+        <w:tc>
+          <w:tcPr/>
+          <w:p>
+            <w:pPr>
+              <w:pStyle w:val="Compact"/>
+              <w:jc w:val="left"/>
+            </w:pPr>
+            <w:r>
+              <w:rPr>
+                <w:bCs/>
+                <w:b/>
+              </w:rPr>
+              <w:t xml:space="preserve">Round-5 CONFIRMED; anchor re-fit</w:t>
+            </w:r>
+            <w:r>
+              <w:t xml:space="preserve"> </w:t>
+            </w:r>
+            <w:r>
+              <w:t xml:space="preserve">n=8 / 80 pts / 0.047 dex RMS; a₀ = 1.186 × 10⁻¹⁰</w:t>
+            </w:r>
+          </w:p>
+        </w:tc>
+        <w:tc>
+          <w:tcPr/>
+          <w:p>
+            <w:pPr>
+              <w:pStyle w:val="Compact"/>
+              <w:jc w:val="left"/>
+            </w:pPr>
+            <w:r>
+              <w:t xml:space="preserve">(already confirmed)</w:t>
+            </w:r>
+          </w:p>
+        </w:tc>
+        <w:tc>
+          <w:tcPr/>
+          <w:p>
+            <w:pPr>
+              <w:pStyle w:val="Compact"/>
+              <w:jc w:val="left"/>
+            </w:pPr>
+            <w:r>
+              <w:t xml:space="preserve">4</w:t>
+            </w:r>
+          </w:p>
+        </w:tc>
+      </w:tr>
+      <w:tr>
+        <w:tc>
+          <w:tcPr/>
+          <w:p>
+            <w:pPr>
+              <w:pStyle w:val="Compact"/>
+              <w:jc w:val="left"/>
+            </w:pPr>
+            <w:r>
+              <w:t xml:space="preserve">§6.1b</w:t>
+            </w:r>
+          </w:p>
+        </w:tc>
+        <w:tc>
+          <w:tcPr/>
+          <w:p>
+            <w:pPr>
+              <w:pStyle w:val="Compact"/>
+              <w:jc w:val="left"/>
+            </w:pPr>
+            <w:r>
+              <w:t xml:space="preserve">High-z a₀ → cH₀</w:t>
+            </w:r>
+          </w:p>
+        </w:tc>
+        <w:tc>
+          <w:tcPr/>
+          <w:p>
+            <w:pPr>
+              <w:pStyle w:val="Compact"/>
+              <w:jc w:val="left"/>
+            </w:pPr>
+            <w:r>
+              <w:t xml:space="preserve">RVM cooling curve</w:t>
+            </w:r>
+          </w:p>
+        </w:tc>
+        <w:tc>
+          <w:tcPr/>
+          <w:p>
+            <w:pPr>
+              <w:pStyle w:val="Compact"/>
+              <w:jc w:val="left"/>
+            </w:pPr>
+            <w:r>
+              <w:t xml:space="preserve">Rotation curves at z &gt; 0.3</w:t>
+            </w:r>
+          </w:p>
+        </w:tc>
+        <w:tc>
+          <w:tcPr/>
+          <w:p>
+            <w:pPr>
+              <w:pStyle w:val="Compact"/>
+              <w:jc w:val="left"/>
+            </w:pPr>
+            <w:r>
+              <w:t xml:space="preserve">Suggestive trend (Spearman r = 0.886, p = 0.019; stable in round 5)</w:t>
+            </w:r>
+          </w:p>
+        </w:tc>
+        <w:tc>
+          <w:tcPr/>
+          <w:p>
+            <w:pPr>
+              <w:pStyle w:val="Compact"/>
+              <w:jc w:val="left"/>
+            </w:pPr>
+            <w:r>
+              <w:t xml:space="preserve">Catalogue sample (~100 systems)</w:t>
+            </w:r>
+          </w:p>
+        </w:tc>
+        <w:tc>
+          <w:tcPr/>
+          <w:p>
+            <w:pPr>
+              <w:pStyle w:val="Compact"/>
+              <w:jc w:val="left"/>
+            </w:pPr>
+            <w:r>
+              <w:t xml:space="preserve">4</w:t>
+            </w:r>
+          </w:p>
+        </w:tc>
+      </w:tr>
+      <w:tr>
+        <w:tc>
+          <w:tcPr/>
+          <w:p>
+            <w:pPr>
+              <w:pStyle w:val="Compact"/>
+              <w:jc w:val="left"/>
+            </w:pPr>
+            <w:r>
+              <w:t xml:space="preserve">§6.3</w:t>
+            </w:r>
+          </w:p>
+        </w:tc>
+        <w:tc>
+          <w:tcPr/>
+          <w:p>
+            <w:pPr>
+              <w:pStyle w:val="Compact"/>
+              <w:jc w:val="left"/>
+            </w:pPr>
+            <w:r>
+              <w:t xml:space="preserve">Koide scales sector-dependent</w:t>
+            </w:r>
+          </w:p>
+        </w:tc>
+        <w:tc>
+          <w:tcPr/>
+          <w:p>
+            <w:pPr>
+              <w:pStyle w:val="Compact"/>
+              <w:jc w:val="left"/>
+            </w:pPr>
+            <w:r>
+              <w:t xml:space="preserve">Spectral action on CDT</w:t>
+            </w:r>
+          </w:p>
+        </w:tc>
+        <w:tc>
+          <w:tcPr/>
+          <w:p>
+            <w:pPr>
+              <w:pStyle w:val="Compact"/>
+              <w:jc w:val="left"/>
+            </w:pPr>
+            <w:r>
+              <w:t xml:space="preserve">Lepton/quark Koide ratios</w:t>
+            </w:r>
+          </w:p>
+        </w:tc>
+        <w:tc>
+          <w:tcPr/>
+          <w:p>
+            <w:pPr>
+              <w:pStyle w:val="Compact"/>
+              <w:jc w:val="left"/>
+            </w:pPr>
+            <w:r>
+              <w:t xml:space="preserve">Consistent (sector distance 0.232)</w:t>
+            </w:r>
+          </w:p>
+        </w:tc>
+        <w:tc>
+          <w:tcPr/>
+          <w:p>
+            <w:pPr>
+              <w:pStyle w:val="Compact"/>
+              <w:jc w:val="left"/>
+            </w:pPr>
+            <w:r>
+              <w:t xml:space="preserve">First-principles SSM see-saw</w:t>
+            </w:r>
+          </w:p>
+        </w:tc>
+        <w:tc>
+          <w:tcPr/>
+          <w:p>
+            <w:pPr>
+              <w:pStyle w:val="Compact"/>
+              <w:jc w:val="left"/>
+            </w:pPr>
+            <w:r>
+              <w:t xml:space="preserve">3</w:t>
+            </w:r>
+          </w:p>
+        </w:tc>
+      </w:tr>
+      <w:tr>
+        <w:tc>
+          <w:tcPr/>
+          <w:p>
+            <w:pPr>
+              <w:pStyle w:val="Compact"/>
+              <w:jc w:val="left"/>
+            </w:pPr>
+            <w:r>
+              <w:t xml:space="preserve">P21</w:t>
+            </w:r>
+          </w:p>
+        </w:tc>
+        <w:tc>
+          <w:tcPr/>
+          <w:p>
+            <w:pPr>
+              <w:pStyle w:val="Compact"/>
+              <w:jc w:val="left"/>
+            </w:pPr>
+            <w:r>
+              <w:t xml:space="preserve">TGFT-RG ν as IR FP</w:t>
+            </w:r>
+          </w:p>
+        </w:tc>
+        <w:tc>
+          <w:tcPr/>
+          <w:p>
+            <w:pPr>
+              <w:pStyle w:val="Compact"/>
+              <w:jc w:val="left"/>
+            </w:pPr>
+            <w:r>
+              <w:t xml:space="preserve">Condensate RG output</w:t>
+            </w:r>
+          </w:p>
+        </w:tc>
+        <w:tc>
+          <w:tcPr/>
+          <w:p>
+            <w:pPr>
+              <w:pStyle w:val="Compact"/>
+              <w:jc w:val="left"/>
+            </w:pPr>
+            <w:r>
+              <w:t xml:space="preserve">ν from stage-by-stage RG</w:t>
+            </w:r>
+          </w:p>
+        </w:tc>
+        <w:tc>
+          <w:tcPr/>
+          <w:p>
+            <w:pPr>
+              <w:pStyle w:val="Compact"/>
+              <w:jc w:val="left"/>
+            </w:pPr>
+            <w:r>
+              <w:t xml:space="preserve">On hold (ν low-z SN systematic, use ν_MOND)</w:t>
+            </w:r>
+          </w:p>
+        </w:tc>
+        <w:tc>
+          <w:tcPr/>
+          <w:p>
+            <w:pPr>
+              <w:pStyle w:val="Compact"/>
+              <w:jc w:val="left"/>
+            </w:pPr>
+            <w:r>
+              <w:t xml:space="preserve">Bahr–Steinhaus execution</w:t>
+            </w:r>
+          </w:p>
+        </w:tc>
+        <w:tc>
+          <w:tcPr/>
+          <w:p>
+            <w:pPr>
+              <w:pStyle w:val="Compact"/>
+              <w:jc w:val="left"/>
+            </w:pPr>
+            <w:r>
+              <w:t xml:space="preserve">1</w:t>
+            </w:r>
+          </w:p>
+        </w:tc>
+      </w:tr>
+      <w:tr>
+        <w:tc>
+          <w:tcPr/>
+          <w:p>
+            <w:pPr>
+              <w:pStyle w:val="Compact"/>
+              <w:jc w:val="left"/>
+            </w:pPr>
+            <w:r>
+              <w:t xml:space="preserve">P22</w:t>
+            </w:r>
+          </w:p>
+        </w:tc>
+        <w:tc>
+          <w:tcPr/>
+          <w:p>
+            <w:pPr>
+              <w:pStyle w:val="Compact"/>
+              <w:jc w:val="left"/>
+            </w:pPr>
+            <w:r>
+              <w:t xml:space="preserve">γ_AS = γ_EPRL stage-by-stage</w:t>
+            </w:r>
+          </w:p>
+        </w:tc>
+        <w:tc>
+          <w:tcPr/>
+          <w:p>
+            <w:pPr>
+              <w:pStyle w:val="Compact"/>
+              <w:jc w:val="left"/>
+            </w:pPr>
+            <w:r>
+              <w:t xml:space="preserve">Asymptotic safety matching</w:t>
+            </w:r>
+          </w:p>
+        </w:tc>
+        <w:tc>
+          <w:tcPr/>
+          <w:p>
+            <w:pPr>
+              <w:pStyle w:val="Compact"/>
+              <w:jc w:val="left"/>
+            </w:pPr>
+            <w:r>
+              <w:t xml:space="preserve">Barbero–Immirzi flow</w:t>
+            </w:r>
+          </w:p>
+        </w:tc>
+        <w:tc>
+          <w:tcPr/>
+          <w:p>
+            <w:pPr>
+              <w:pStyle w:val="Compact"/>
+              <w:jc w:val="left"/>
+            </w:pPr>
+            <w:r>
+              <w:t xml:space="preserve">Untested (toy calcs 9% spread)</w:t>
+            </w:r>
+          </w:p>
+        </w:tc>
+        <w:tc>
+          <w:tcPr/>
+          <w:p>
+            <w:pPr>
+              <w:pStyle w:val="Compact"/>
+              <w:jc w:val="left"/>
+            </w:pPr>
+            <w:r>
+              <w:t xml:space="preserve">Bahr–Steinhaus</w:t>
+            </w:r>
+          </w:p>
+        </w:tc>
+        <w:tc>
+          <w:tcPr/>
+          <w:p>
+            <w:pPr>
+              <w:pStyle w:val="Compact"/>
+              <w:jc w:val="left"/>
+            </w:pPr>
+            <w:r>
+              <w:t xml:space="preserve">1</w:t>
+            </w:r>
+          </w:p>
+        </w:tc>
+      </w:tr>
+      <w:tr>
+        <w:tc>
+          <w:tcPr/>
+          <w:p>
+            <w:pPr>
+              <w:pStyle w:val="Compact"/>
+              <w:jc w:val="left"/>
+            </w:pPr>
+            <w:r>
+              <w:t xml:space="preserve">P23</w:t>
+            </w:r>
+          </w:p>
+        </w:tc>
+        <w:tc>
+          <w:tcPr/>
+          <w:p>
+            <w:pPr>
+              <w:pStyle w:val="Compact"/>
+              <w:jc w:val="left"/>
+            </w:pPr>
+            <w:r>
+              <w:t xml:space="preserve">TGFT-RG cascade transitions</w:t>
+            </w:r>
+          </w:p>
+        </w:tc>
+        <w:tc>
+          <w:tcPr/>
+          <w:p>
+            <w:pPr>
+              <w:pStyle w:val="Compact"/>
+              <w:jc w:val="left"/>
+            </w:pPr>
+            <w:r>
+              <w:t xml:space="preserve">Stage = FP transition</w:t>
+            </w:r>
+          </w:p>
+        </w:tc>
+        <w:tc>
+          <w:tcPr/>
+          <w:p>
+            <w:pPr>
+              <w:pStyle w:val="Compact"/>
+              <w:jc w:val="left"/>
+            </w:pPr>
+            <w:r>
+              <w:t xml:space="preserve">Stage-by-stage RG</w:t>
+            </w:r>
+          </w:p>
+        </w:tc>
+        <w:tc>
+          <w:tcPr/>
+          <w:p>
+            <w:pPr>
+              <w:pStyle w:val="Compact"/>
+              <w:jc w:val="left"/>
+            </w:pPr>
+            <w:r>
+              <w:t xml:space="preserve">Untested</w:t>
+            </w:r>
+          </w:p>
+        </w:tc>
+        <w:tc>
+          <w:tcPr/>
+          <w:p>
+            <w:pPr>
+              <w:pStyle w:val="Compact"/>
+              <w:jc w:val="left"/>
+            </w:pPr>
+            <w:r>
+              <w:t xml:space="preserve">sl2cfoam-next</w:t>
+            </w:r>
+          </w:p>
+        </w:tc>
+        <w:tc>
+          <w:tcPr/>
+          <w:p>
+            <w:pPr>
+              <w:pStyle w:val="Compact"/>
+              <w:jc w:val="left"/>
+            </w:pPr>
+            <w:r>
+              <w:t xml:space="preserve">1</w:t>
+            </w:r>
+          </w:p>
+        </w:tc>
+      </w:tr>
+      <w:tr>
+        <w:tc>
+          <w:tcPr/>
+          <w:p>
+            <w:pPr>
+              <w:pStyle w:val="Compact"/>
+              <w:jc w:val="left"/>
+            </w:pPr>
+            <w:r>
+              <w:t xml:space="preserve">P24</w:t>
+            </w:r>
+          </w:p>
+        </w:tc>
+        <w:tc>
+          <w:tcPr/>
+          <w:p>
+            <w:pPr>
+              <w:pStyle w:val="Compact"/>
+              <w:jc w:val="left"/>
+            </w:pPr>
+            <w:r>
+              <w:t xml:space="preserve">DA/O upper bound N ≤ 11</w:t>
+            </w:r>
+          </w:p>
+        </w:tc>
+        <w:tc>
+          <w:tcPr/>
+          <w:p>
+            <w:pPr>
+              <w:pStyle w:val="Compact"/>
+              <w:jc w:val="left"/>
+            </w:pPr>
+            <w:r>
+              <w:t xml:space="preserve">C⊗H⊗O gauge algebra</w:t>
+            </w:r>
+          </w:p>
+        </w:tc>
+        <w:tc>
+          <w:tcPr/>
+          <w:p>
+            <w:pPr>
+              <w:pStyle w:val="Compact"/>
+              <w:jc w:val="left"/>
+            </w:pPr>
+            <w:r>
+              <w:t xml:space="preserve">Algebraic</w:t>
+            </w:r>
+          </w:p>
+        </w:tc>
+        <w:tc>
+          <w:tcPr/>
+          <w:p>
+            <w:pPr>
+              <w:pStyle w:val="Compact"/>
+              <w:jc w:val="left"/>
+            </w:pPr>
+            <w:r>
+              <w:t xml:space="preserve">Consistent</w:t>
+            </w:r>
+          </w:p>
+        </w:tc>
+        <w:tc>
+          <w:tcPr/>
+          <w:p>
+            <w:pPr>
+              <w:pStyle w:val="Compact"/>
+              <w:jc w:val="left"/>
+            </w:pPr>
+            <w:r>
+              <w:t xml:space="preserve">—</w:t>
+            </w:r>
+          </w:p>
+        </w:tc>
+        <w:tc>
+          <w:tcPr/>
+          <w:p>
+            <w:pPr>
+              <w:pStyle w:val="Compact"/>
+              <w:jc w:val="left"/>
+            </w:pPr>
+            <w:r>
+              <w:t xml:space="preserve">3</w:t>
+            </w:r>
+          </w:p>
+        </w:tc>
+      </w:tr>
+      <w:tr>
+        <w:tc>
+          <w:tcPr/>
+          <w:p>
+            <w:pPr>
+              <w:pStyle w:val="Compact"/>
+              <w:jc w:val="left"/>
+            </w:pPr>
+            <w:r>
+              <w:t xml:space="preserve">P25 (Ω counting)</w:t>
+            </w:r>
+          </w:p>
+        </w:tc>
+        <w:tc>
+          <w:tcPr/>
+          <w:p>
+            <w:pPr>
+              <w:pStyle w:val="Compact"/>
+              <w:jc w:val="left"/>
+            </w:pPr>
+            <w:r>
+              <w:t xml:space="preserve">Ω_DM/Ω_B → N posterior</w:t>
+            </w:r>
+          </w:p>
+        </w:tc>
+        <w:tc>
+          <w:tcPr/>
+          <w:p>
+            <w:pPr>
+              <w:pStyle w:val="Compact"/>
+              <w:jc w:val="left"/>
+            </w:pPr>
+            <w:r>
+              <w:t xml:space="preserve">Cascade residue mix</w:t>
+            </w:r>
+          </w:p>
+        </w:tc>
+        <w:tc>
+          <w:tcPr/>
+          <w:p>
+            <w:pPr>
+              <w:pStyle w:val="Compact"/>
+              <w:jc w:val="left"/>
+            </w:pPr>
+            <w:r>
+              <w:t xml:space="preserve">Planck + DES Ω ratio</w:t>
+            </w:r>
+          </w:p>
+        </w:tc>
+        <w:tc>
+          <w:tcPr/>
+          <w:p>
+            <w:pPr>
+              <w:pStyle w:val="Compact"/>
+              <w:jc w:val="left"/>
+            </w:pPr>
+            <w:r>
+              <w:t xml:space="preserve">Provisional N=6 at 0.75 weight (moderated by prior)</w:t>
+            </w:r>
+          </w:p>
+        </w:tc>
+        <w:tc>
+          <w:tcPr/>
+          <w:p>
+            <w:pPr>
+              <w:pStyle w:val="Compact"/>
+              <w:jc w:val="left"/>
+            </w:pPr>
+            <w:r>
+              <w:t xml:space="preserve">Overridden by direct detection</w:t>
+            </w:r>
+          </w:p>
+        </w:tc>
+        <w:tc>
+          <w:tcPr/>
+          <w:p>
+            <w:pPr>
+              <w:pStyle w:val="Compact"/>
+              <w:jc w:val="left"/>
+            </w:pPr>
+            <w:r>
+              <w:t xml:space="preserve">4</w:t>
+            </w:r>
+          </w:p>
+        </w:tc>
+      </w:tr>
+      <w:tr>
+        <w:tc>
+          <w:tcPr/>
+          <w:p>
+            <w:pPr>
+              <w:pStyle w:val="Compact"/>
+              <w:jc w:val="left"/>
+            </w:pPr>
+            <w:r>
+              <w:t xml:space="preserve">P26</w:t>
+            </w:r>
+          </w:p>
+        </w:tc>
+        <w:tc>
+          <w:tcPr/>
+          <w:p>
+            <w:pPr>
+              <w:pStyle w:val="Compact"/>
+              <w:jc w:val="left"/>
+            </w:pPr>
+            <w:r>
+              <w:t xml:space="preserve">3 BZ directions ↔ 3 generations</w:t>
+            </w:r>
+          </w:p>
+        </w:tc>
+        <w:tc>
+          <w:tcPr/>
+          <w:p>
+            <w:pPr>
+              <w:pStyle w:val="Compact"/>
+              <w:jc w:val="left"/>
+            </w:pPr>
+            <w:r>
+              <w:t xml:space="preserve">CDT C-phase hex BZ</w:t>
+            </w:r>
+          </w:p>
+        </w:tc>
+        <w:tc>
+          <w:tcPr/>
+          <w:p>
+            <w:pPr>
+              <w:pStyle w:val="Compact"/>
+              <w:jc w:val="left"/>
+            </w:pPr>
+            <w:r>
+              <w:t xml:space="preserve">SSM sector</w:t>
+            </w:r>
+          </w:p>
+        </w:tc>
+        <w:tc>
+          <w:tcPr/>
+          <w:p>
+            <w:pPr>
+              <w:pStyle w:val="Compact"/>
+              <w:jc w:val="left"/>
+            </w:pPr>
+            <w:r>
+              <w:t xml:space="preserve">Untested</w:t>
+            </w:r>
+          </w:p>
+        </w:tc>
+        <w:tc>
+          <w:tcPr/>
+          <w:p>
+            <w:pPr>
+              <w:pStyle w:val="Compact"/>
+              <w:jc w:val="left"/>
+            </w:pPr>
+            <w:r>
+              <w:t xml:space="preserve">CDT C-phase + SSM see-saw</w:t>
+            </w:r>
+          </w:p>
+        </w:tc>
+        <w:tc>
+          <w:tcPr/>
+          <w:p>
+            <w:pPr>
+              <w:pStyle w:val="Compact"/>
+              <w:jc w:val="left"/>
+            </w:pPr>
+            <w:r>
+              <w:t xml:space="preserve">3</w:t>
+            </w:r>
+          </w:p>
+        </w:tc>
+      </w:tr>
+      <w:tr>
+        <w:tc>
+          <w:tcPr/>
+          <w:p>
+            <w:pPr>
+              <w:pStyle w:val="Compact"/>
+              <w:jc w:val="left"/>
+            </w:pPr>
+            <w:r>
+              <w:t xml:space="preserve">P27</w:t>
+            </w:r>
+          </w:p>
+        </w:tc>
+        <w:tc>
+          <w:tcPr/>
+          <w:p>
+            <w:pPr>
+              <w:pStyle w:val="Compact"/>
+              <w:jc w:val="left"/>
+            </w:pPr>
+            <w:r>
+              <w:t xml:space="preserve">Geometric mass-tower ratios</w:t>
+            </w:r>
+          </w:p>
+        </w:tc>
+        <w:tc>
+          <w:tcPr/>
+          <w:p>
+            <w:pPr>
+              <w:pStyle w:val="Compact"/>
+              <w:jc w:val="left"/>
+            </w:pPr>
+            <w:r>
+              <w:t xml:space="preserve">RVM cooling; §2.4</w:t>
+            </w:r>
+          </w:p>
+        </w:tc>
+        <w:tc>
+          <w:tcPr/>
+          <w:p>
+            <w:pPr>
+              <w:pStyle w:val="Compact"/>
+              <w:jc w:val="left"/>
+            </w:pPr>
+            <w:r>
+              <w:t xml:space="preserve">DD peak spacing</w:t>
+            </w:r>
+          </w:p>
+        </w:tc>
+        <w:tc>
+          <w:tcPr/>
+          <w:p>
+            <w:pPr>
+              <w:pStyle w:val="Compact"/>
+              <w:jc w:val="left"/>
+            </w:pPr>
+            <w:r>
+              <w:t xml:space="preserve">Untested</w:t>
+            </w:r>
+          </w:p>
+        </w:tc>
+        <w:tc>
+          <w:tcPr/>
+          <w:p>
+            <w:pPr>
+              <w:pStyle w:val="Compact"/>
+              <w:jc w:val="left"/>
+            </w:pPr>
+            <w:r>
+              <w:t xml:space="preserve">Direct detection — strongest falsifier</w:t>
+            </w:r>
+          </w:p>
+        </w:tc>
+        <w:tc>
+          <w:tcPr/>
+          <w:p>
+            <w:pPr>
+              <w:pStyle w:val="Compact"/>
+              <w:jc w:val="left"/>
+            </w:pPr>
+            <w:r>
+              <w:t xml:space="preserve">0</w:t>
+            </w:r>
+          </w:p>
+        </w:tc>
+      </w:tr>
+      <w:tr>
+        <w:tc>
+          <w:tcPr/>
+          <w:p>
+            <w:pPr>
+              <w:pStyle w:val="Compact"/>
+              <w:jc w:val="left"/>
+            </w:pPr>
+            <w:r>
+              <w:t xml:space="preserve">P28</w:t>
+            </w:r>
+          </w:p>
+        </w:tc>
+        <w:tc>
+          <w:tcPr/>
+          <w:p>
+            <w:pPr>
+              <w:pStyle w:val="Compact"/>
+              <w:jc w:val="left"/>
+            </w:pPr>
+            <w:r>
+              <w:t xml:space="preserve">Staged CMB μ/y distortions</w:t>
+            </w:r>
+          </w:p>
+        </w:tc>
+        <w:tc>
+          <w:tcPr/>
+          <w:p>
+            <w:pPr>
+              <w:pStyle w:val="Compact"/>
+              <w:jc w:val="left"/>
+            </w:pPr>
+            <w:r>
+              <w:t xml:space="preserve">Per-stage spectral imprint</w:t>
+            </w:r>
+          </w:p>
+        </w:tc>
+        <w:tc>
+          <w:tcPr/>
+          <w:p>
+            <w:pPr>
+              <w:pStyle w:val="Compact"/>
+              <w:jc w:val="left"/>
+            </w:pPr>
+            <w:r>
+              <w:t xml:space="preserve">CMB spectrometry</w:t>
+            </w:r>
+          </w:p>
+        </w:tc>
+        <w:tc>
+          <w:tcPr/>
+          <w:p>
+            <w:pPr>
+              <w:pStyle w:val="Compact"/>
+              <w:jc w:val="left"/>
+            </w:pPr>
+            <w:r>
+              <w:t xml:space="preserve">Consistent with FIRAS</w:t>
+            </w:r>
+          </w:p>
+        </w:tc>
+        <w:tc>
+          <w:tcPr/>
+          <w:p>
+            <w:pPr>
+              <w:pStyle w:val="Compact"/>
+              <w:jc w:val="left"/>
+            </w:pPr>
+            <w:r>
+              <w:t xml:space="preserve">PIXIE</w:t>
+            </w:r>
+          </w:p>
+        </w:tc>
+        <w:tc>
+          <w:tcPr/>
+          <w:p>
+            <w:pPr>
+              <w:pStyle w:val="Compact"/>
+              <w:jc w:val="left"/>
+            </w:pPr>
+            <w:r>
+              <w:t xml:space="preserve">4</w:t>
+            </w:r>
+          </w:p>
+        </w:tc>
+      </w:tr>
+      <w:tr>
+        <w:tc>
+          <w:tcPr/>
+          <w:p>
+            <w:pPr>
+              <w:pStyle w:val="Compact"/>
+              <w:jc w:val="left"/>
+            </w:pPr>
+            <w:r>
+              <w:t xml:space="preserve">P32</w:t>
+            </w:r>
+          </w:p>
+        </w:tc>
+        <w:tc>
+          <w:tcPr/>
+          <w:p>
+            <w:pPr>
+              <w:pStyle w:val="Compact"/>
+              <w:jc w:val="left"/>
+            </w:pPr>
+            <w:r>
+              <w:t xml:space="preserve">Ringdown χ_4 → 1 signature</w:t>
+            </w:r>
+          </w:p>
+        </w:tc>
+        <w:tc>
+          <w:tcPr/>
+          <w:p>
+            <w:pPr>
+              <w:pStyle w:val="Compact"/>
+              <w:jc w:val="left"/>
+            </w:pPr>
+            <w:r>
+              <w:t xml:space="preserve">BH formation as reduction; §5.1</w:t>
+            </w:r>
+          </w:p>
+        </w:tc>
+        <w:tc>
+          <w:tcPr/>
+          <w:p>
+            <w:pPr>
+              <w:pStyle w:val="Compact"/>
+              <w:jc w:val="left"/>
+            </w:pPr>
+            <w:r>
+              <w:t xml:space="preserve">QNM deviation</w:t>
+            </w:r>
+          </w:p>
+        </w:tc>
+        <w:tc>
+          <w:tcPr/>
+          <w:p>
+            <w:pPr>
+              <w:pStyle w:val="Compact"/>
+              <w:jc w:val="left"/>
+            </w:pPr>
+            <w:r>
+              <w:t xml:space="preserve">Untested</w:t>
+            </w:r>
+          </w:p>
+        </w:tc>
+        <w:tc>
+          <w:tcPr/>
+          <w:p>
+            <w:pPr>
+              <w:pStyle w:val="Compact"/>
+              <w:jc w:val="left"/>
+            </w:pPr>
+            <w:r>
+              <w:t xml:space="preserve">LIGO-VK O5 + LISA</w:t>
+            </w:r>
+          </w:p>
+        </w:tc>
+        <w:tc>
+          <w:tcPr/>
+          <w:p>
+            <w:pPr>
+              <w:pStyle w:val="Compact"/>
+              <w:jc w:val="left"/>
+            </w:pPr>
+            <w:r>
+              <w:t xml:space="preserve">0</w:t>
+            </w:r>
+          </w:p>
+        </w:tc>
+      </w:tr>
+      <w:tr>
+        <w:tc>
+          <w:tcPr/>
+          <w:p>
+            <w:pPr>
+              <w:pStyle w:val="Compact"/>
+              <w:jc w:val="left"/>
+            </w:pPr>
+            <w:r>
+              <w:t xml:space="preserve">P33</w:t>
+            </w:r>
+          </w:p>
+        </w:tc>
+        <w:tc>
+          <w:tcPr/>
+          <w:p>
+            <w:pPr>
+              <w:pStyle w:val="Compact"/>
+              <w:jc w:val="left"/>
+            </w:pPr>
+            <w:r>
+              <w:t xml:space="preserve">Density-correlated BAO</w:t>
+            </w:r>
+          </w:p>
+        </w:tc>
+        <w:tc>
+          <w:tcPr/>
+          <w:p>
+            <w:pPr>
+              <w:pStyle w:val="Compact"/>
+              <w:jc w:val="left"/>
+            </w:pPr>
+            <w:r>
+              <w:t xml:space="preserve">Kibble×density; §2.2, §7.4</w:t>
+            </w:r>
+          </w:p>
+        </w:tc>
+        <w:tc>
+          <w:tcPr/>
+          <w:p>
+            <w:pPr>
+              <w:pStyle w:val="Compact"/>
+              <w:jc w:val="left"/>
+            </w:pPr>
+            <w:r>
+              <w:t xml:space="preserve">Density-stratified BAO</w:t>
+            </w:r>
+          </w:p>
+        </w:tc>
+        <w:tc>
+          <w:tcPr/>
+          <w:p>
+            <w:pPr>
+              <w:pStyle w:val="Compact"/>
+              <w:jc w:val="left"/>
+            </w:pPr>
+            <w:r>
+              <w:rPr>
+                <w:bCs/>
+                <w:b/>
+              </w:rPr>
+              <w:t xml:space="preserve">Round-5: framework established</w:t>
+            </w:r>
+            <w:r>
+              <w:t xml:space="preserve">, predicted δrd ≈ 0.012 Mpc; awaits real data</w:t>
+            </w:r>
+          </w:p>
+        </w:tc>
+        <w:tc>
+          <w:tcPr/>
+          <w:p>
+            <w:pPr>
+              <w:pStyle w:val="Compact"/>
+              <w:jc w:val="left"/>
+            </w:pPr>
+            <w:r>
+              <w:t xml:space="preserve">DESI DR3 density-binned</w:t>
+            </w:r>
+          </w:p>
+        </w:tc>
+        <w:tc>
+          <w:tcPr/>
+          <w:p>
+            <w:pPr>
+              <w:pStyle w:val="Compact"/>
+              <w:jc w:val="left"/>
+            </w:pPr>
+            <w:r>
+              <w:t xml:space="preserve">4</w:t>
+            </w:r>
+          </w:p>
+        </w:tc>
+      </w:tr>
+      <w:tr>
+        <w:tc>
+          <w:tcPr/>
+          <w:p>
+            <w:pPr>
+              <w:pStyle w:val="Compact"/>
+              <w:jc w:val="left"/>
+            </w:pPr>
+            <w:r>
+              <w:t xml:space="preserve">P34</w:t>
+            </w:r>
+          </w:p>
+        </w:tc>
+        <w:tc>
+          <w:tcPr/>
+          <w:p>
+            <w:pPr>
+              <w:pStyle w:val="Compact"/>
+              <w:jc w:val="left"/>
+            </w:pPr>
+            <w:r>
+              <w:t xml:space="preserve">Multi-component cluster σ_v</w:t>
+            </w:r>
+          </w:p>
+        </w:tc>
+        <w:tc>
+          <w:tcPr/>
+          <w:p>
+            <w:pPr>
+              <w:pStyle w:val="Compact"/>
+              <w:jc w:val="left"/>
+            </w:pPr>
+            <w:r>
+              <w:t xml:space="preserve">Cascade residue mix</w:t>
+            </w:r>
+          </w:p>
+        </w:tc>
+        <w:tc>
+          <w:tcPr/>
+          <w:p>
+            <w:pPr>
+              <w:pStyle w:val="Compact"/>
+              <w:jc w:val="left"/>
+            </w:pPr>
+            <w:r>
+              <w:t xml:space="preserve">Cluster velocity dispersion</w:t>
+            </w:r>
+          </w:p>
+        </w:tc>
+        <w:tc>
+          <w:tcPr/>
+          <w:p>
+            <w:pPr>
+              <w:pStyle w:val="Compact"/>
+              <w:jc w:val="left"/>
+            </w:pPr>
+            <w:r>
+              <w:t xml:space="preserve">Untested</w:t>
+            </w:r>
+          </w:p>
+        </w:tc>
+        <w:tc>
+          <w:tcPr/>
+          <w:p>
+            <w:pPr>
+              <w:pStyle w:val="Compact"/>
+              <w:jc w:val="left"/>
+            </w:pPr>
+            <w:r>
+              <w:t xml:space="preserve">eROSITA × Euclid stacks</w:t>
+            </w:r>
+          </w:p>
+        </w:tc>
+        <w:tc>
+          <w:tcPr/>
+          <w:p>
+            <w:pPr>
+              <w:pStyle w:val="Compact"/>
+              <w:jc w:val="left"/>
+            </w:pPr>
+            <w:r>
+              <w:t xml:space="preserve">4</w:t>
+            </w:r>
+          </w:p>
+        </w:tc>
+      </w:tr>
+      <w:tr>
+        <w:tc>
+          <w:tcPr/>
+          <w:p>
+            <w:pPr>
+              <w:pStyle w:val="Compact"/>
+              <w:jc w:val="left"/>
+            </w:pPr>
+            <w:r>
+              <w:t xml:space="preserve">P35</w:t>
+            </w:r>
+          </w:p>
+        </w:tc>
+        <w:tc>
+          <w:tcPr/>
+          <w:p>
+            <w:pPr>
+              <w:pStyle w:val="Compact"/>
+              <w:jc w:val="left"/>
+            </w:pPr>
+            <w:r>
+              <w:t xml:space="preserve">Geometric sub-BAO harmonics</w:t>
+            </w:r>
+          </w:p>
+        </w:tc>
+        <w:tc>
+          <w:tcPr/>
+          <w:p>
+            <w:pPr>
+              <w:pStyle w:val="Compact"/>
+              <w:jc w:val="left"/>
+            </w:pPr>
+            <w:r>
+              <w:t xml:space="preserve">Cascade mass tower; §8.1</w:t>
+            </w:r>
+          </w:p>
+        </w:tc>
+        <w:tc>
+          <w:tcPr/>
+          <w:p>
+            <w:pPr>
+              <w:pStyle w:val="Compact"/>
+              <w:jc w:val="left"/>
+            </w:pPr>
+            <w:r>
+              <w:t xml:space="preserve">Lyα P(k) at k &gt; 10/r*</w:t>
+            </w:r>
+          </w:p>
+        </w:tc>
+        <w:tc>
+          <w:tcPr/>
+          <w:p>
+            <w:pPr>
+              <w:pStyle w:val="Compact"/>
+              <w:jc w:val="left"/>
+            </w:pPr>
+            <w:r>
+              <w:t xml:space="preserve">Untested</w:t>
+            </w:r>
+          </w:p>
+        </w:tc>
+        <w:tc>
+          <w:tcPr/>
+          <w:p>
+            <w:pPr>
+              <w:pStyle w:val="Compact"/>
+              <w:jc w:val="left"/>
+            </w:pPr>
+            <w:r>
+              <w:t xml:space="preserve">DESI Lyα z = 2–3</w:t>
+            </w:r>
+          </w:p>
+        </w:tc>
+        <w:tc>
+          <w:tcPr/>
+          <w:p>
+            <w:pPr>
+              <w:pStyle w:val="Compact"/>
+              <w:jc w:val="left"/>
+            </w:pPr>
+            <w:r>
+              <w:t xml:space="preserve">4</w:t>
+            </w:r>
+          </w:p>
+        </w:tc>
+      </w:tr>
+      <w:tr>
+        <w:tc>
+          <w:tcPr/>
+          <w:p>
+            <w:pPr>
+              <w:pStyle w:val="Compact"/>
+              <w:jc w:val="left"/>
+            </w:pPr>
+            <w:r>
+              <w:t xml:space="preserve">P36</w:t>
+            </w:r>
+          </w:p>
+        </w:tc>
+        <w:tc>
+          <w:tcPr/>
+          <w:p>
+            <w:pPr>
+              <w:pStyle w:val="Compact"/>
+              <w:jc w:val="left"/>
+            </w:pPr>
+            <w:r>
+              <w:t xml:space="preserve">MOND-sequence ν extractor (CL1)</w:t>
+            </w:r>
+          </w:p>
+        </w:tc>
+        <w:tc>
+          <w:tcPr/>
+          <w:p>
+            <w:pPr>
+              <w:pStyle w:val="Compact"/>
+              <w:jc w:val="left"/>
+            </w:pPr>
+            <w:r>
+              <w:t xml:space="preserve">a₀(z) via RVM cooling</w:t>
+            </w:r>
+          </w:p>
+        </w:tc>
+        <w:tc>
+          <w:tcPr/>
+          <w:p>
+            <w:pPr>
+              <w:pStyle w:val="Compact"/>
+              <w:jc w:val="left"/>
+            </w:pPr>
+            <w:r>
+              <w:t xml:space="preserve">Three-point a₀ fit</w:t>
+            </w:r>
+          </w:p>
+        </w:tc>
+        <w:tc>
+          <w:tcPr/>
+          <w:p>
+            <w:pPr>
+              <w:pStyle w:val="Compact"/>
+              <w:jc w:val="left"/>
+            </w:pPr>
+            <w:r>
+              <w:rPr>
+                <w:bCs/>
+                <w:b/>
+              </w:rPr>
+              <w:t xml:space="preserve">Round-5: EXECUTED, ν_MOND = 5.08 × 10⁻³</w:t>
+            </w:r>
+            <w:r>
+              <w:t xml:space="preserve">; 30× CL1/2/3 triangle confirms SN systematic</w:t>
+            </w:r>
+          </w:p>
+        </w:tc>
+        <w:tc>
+          <w:tcPr/>
+          <w:p>
+            <w:pPr>
+              <w:pStyle w:val="Compact"/>
+              <w:jc w:val="left"/>
+            </w:pPr>
+            <w:r>
+              <w:t xml:space="preserve">100-galaxy high-z sample</w:t>
+            </w:r>
+          </w:p>
+        </w:tc>
+        <w:tc>
+          <w:tcPr/>
+          <w:p>
+            <w:pPr>
+              <w:pStyle w:val="Compact"/>
+              <w:jc w:val="left"/>
+            </w:pPr>
+            <w:r>
+              <w:t xml:space="preserve">4</w:t>
+            </w:r>
+          </w:p>
+        </w:tc>
+      </w:tr>
+      <w:tr>
+        <w:tc>
+          <w:tcPr/>
+          <w:p>
+            <w:pPr>
+              <w:pStyle w:val="Compact"/>
+              <w:jc w:val="left"/>
+            </w:pPr>
+            <w:r>
+              <w:t xml:space="preserve">P37</w:t>
+            </w:r>
+          </w:p>
+        </w:tc>
+        <w:tc>
+          <w:tcPr/>
+          <w:p>
+            <w:pPr>
+              <w:pStyle w:val="Compact"/>
+              <w:jc w:val="left"/>
+            </w:pPr>
+            <w:r>
+              <w:t xml:space="preserve">Phase-space drift from live DM</w:t>
+            </w:r>
+          </w:p>
+        </w:tc>
+        <w:tc>
+          <w:tcPr/>
+          <w:p>
+            <w:pPr>
+              <w:pStyle w:val="Compact"/>
+              <w:jc w:val="left"/>
+            </w:pPr>
+            <w:r>
+              <w:t xml:space="preserve">Orbit-phase correlation; §7.3</w:t>
+            </w:r>
+          </w:p>
+        </w:tc>
+        <w:tc>
+          <w:tcPr/>
+          <w:p>
+            <w:pPr>
+              <w:pStyle w:val="Compact"/>
+              <w:jc w:val="left"/>
+            </w:pPr>
+            <w:r>
+              <w:t xml:space="preserve">DD event spectra vs orbit phase</w:t>
+            </w:r>
+          </w:p>
+        </w:tc>
+        <w:tc>
+          <w:tcPr/>
+          <w:p>
+            <w:pPr>
+              <w:pStyle w:val="Compact"/>
+              <w:jc w:val="left"/>
+            </w:pPr>
+            <w:r>
+              <w:rPr>
+                <w:bCs/>
+                <w:b/>
+              </w:rPr>
+              <w:t xml:space="preserve">Round-5: proxy-level null</w:t>
+            </w:r>
+            <w:r>
+              <w:t xml:space="preserve"> </w:t>
+            </w:r>
+            <w:r>
+              <w:t xml:space="preserve">(z = −0.43 on simulated pop.)</w:t>
+            </w:r>
+          </w:p>
+        </w:tc>
+        <w:tc>
+          <w:tcPr/>
+          <w:p>
+            <w:pPr>
+              <w:pStyle w:val="Compact"/>
+              <w:jc w:val="left"/>
+            </w:pPr>
+            <w:r>
+              <w:t xml:space="preserve">Tonne-scale + orbit tagging</w:t>
+            </w:r>
+          </w:p>
+        </w:tc>
+        <w:tc>
+          <w:tcPr/>
+          <w:p>
+            <w:pPr>
+              <w:pStyle w:val="Compact"/>
+              <w:jc w:val="left"/>
+            </w:pPr>
+            <w:r>
+              <w:t xml:space="preserve">0</w:t>
+            </w:r>
+          </w:p>
+        </w:tc>
+      </w:tr>
+      <w:tr>
+        <w:tc>
+          <w:tcPr/>
+          <w:p>
+            <w:pPr>
+              <w:pStyle w:val="Compact"/>
+              <w:jc w:val="left"/>
+            </w:pPr>
+            <w:r>
+              <w:t xml:space="preserve">P38</w:t>
+            </w:r>
+          </w:p>
+        </w:tc>
+        <w:tc>
+          <w:tcPr/>
+          <w:p>
+            <w:pPr>
+              <w:pStyle w:val="Compact"/>
+              <w:jc w:val="left"/>
+            </w:pPr>
+            <w:r>
+              <w:t xml:space="preserve">Void-wall Cauchy tail</w:t>
+            </w:r>
+          </w:p>
+        </w:tc>
+        <w:tc>
+          <w:tcPr/>
+          <w:p>
+            <w:pPr>
+              <w:pStyle w:val="Compact"/>
+              <w:jc w:val="left"/>
+            </w:pPr>
+            <w:r>
+              <w:t xml:space="preserve">Grain-boundary scattering; §8.2</w:t>
+            </w:r>
+          </w:p>
+        </w:tc>
+        <w:tc>
+          <w:tcPr/>
+          <w:p>
+            <w:pPr>
+              <w:pStyle w:val="Compact"/>
+              <w:jc w:val="left"/>
+            </w:pPr>
+            <w:r>
+              <w:t xml:space="preserve">Void-wall transverse kurtosis</w:t>
+            </w:r>
+          </w:p>
+        </w:tc>
+        <w:tc>
+          <w:tcPr/>
+          <w:p>
+            <w:pPr>
+              <w:pStyle w:val="Compact"/>
+              <w:jc w:val="left"/>
+            </w:pPr>
+            <w:r>
+              <w:rPr>
+                <w:bCs/>
+                <w:b/>
+              </w:rPr>
+              <w:t xml:space="preserve">Round-5: proxy-level null</w:t>
+            </w:r>
+            <w:r>
+              <w:t xml:space="preserve"> </w:t>
+            </w:r>
+            <w:r>
+              <w:t xml:space="preserve">(k₄ = 2.81 &lt; 4)</w:t>
+            </w:r>
+          </w:p>
+        </w:tc>
+        <w:tc>
+          <w:tcPr/>
+          <w:p>
+            <w:pPr>
+              <w:pStyle w:val="Compact"/>
+              <w:jc w:val="left"/>
+            </w:pPr>
+            <w:r>
+              <w:t xml:space="preserve">DESI Y3 + Euclid DR1 with ≥10⁴ voids</w:t>
+            </w:r>
+          </w:p>
+        </w:tc>
+        <w:tc>
+          <w:tcPr/>
+          <w:p>
+            <w:pPr>
+              <w:pStyle w:val="Compact"/>
+              <w:jc w:val="left"/>
+            </w:pPr>
+            <w:r>
+              <w:t xml:space="preserve">4</w:t>
+            </w:r>
+          </w:p>
+        </w:tc>
+      </w:tr>
+    </w:tbl>
+    <w:bookmarkEnd w:id="63"/>
+    <w:bookmarkStart w:id="64" w:name="round-4-and-round-5-results-summary"/>
+    <w:p>
+      <w:pPr>
+        <w:pStyle w:val="Heading1"/>
+      </w:pPr>
+      <w:r>
+        <w:t xml:space="preserve">9. Round-4 and Round-5 Results Summary</w:t>
+      </w:r>
+    </w:p>
+    <w:p>
+      <w:pPr>
+        <w:pStyle w:val="FirstParagraph"/>
+      </w:pPr>
+      <w:r>
+        <w:rPr>
+          <w:bCs/>
+          <w:b/>
+        </w:rPr>
+        <w:t xml:space="preserve">Round 4 (Euclid Q1 six-test battery):</w:t>
+      </w:r>
+      <w:r>
+        <w:t xml:space="preserve"> </w:t>
+      </w:r>
+      <w:r>
+        <w:t xml:space="preserve">one suggestive positive (Test 1 on P30), one consistent-but-not-confirming (Test 2 on P3), one suggestive trend (Test 5 on high-z a₀), three null-or-weak (Tests 3, 4, 6). Layer 4 is the only layer with active empirical signals, all consistent with predictions in direction and at or below the lower end of the theoretical amplitude range.</w:t>
+      </w:r>
+    </w:p>
+    <w:p>
+      <w:pPr>
+        <w:pStyle w:val="BodyText"/>
+      </w:pPr>
+      <w:r>
+        <w:rPr>
+          <w:bCs/>
+          <w:b/>
+        </w:rPr>
+        <w:t xml:space="preserve">Round 5 (v7.3 twelve-test battery):</w:t>
+      </w:r>
+      <w:r>
+        <w:t xml:space="preserve"> </w:t>
+      </w:r>
+      <w:r>
+        <w:t xml:space="preserve">three structural movements.</w:t>
       </w:r>
     </w:p>
     <w:p>
@@ -2226,20 +5831,19 @@
           <w:ilvl w:val="0"/>
           <w:numId w:val="1001"/>
         </w:numPr>
-        <w:pStyle w:val="Compact"/>
       </w:pPr>
       <w:r>
         <w:rPr>
           <w:bCs/>
           <w:b/>
         </w:rPr>
-        <w:t xml:space="preserve">P32</w:t>
-      </w:r>
-      <w:r>
-        <w:t xml:space="preserve"> </w:t>
-      </w:r>
-      <w:r>
-        <w:t xml:space="preserve">— Ringdown χ_4 → 1 signature in high-mass BH mergers (LIGO-VK O5 / LISA)</w:t>
+        <w:t xml:space="preserve">CL2 anchored empirically.</w:t>
+      </w:r>
+      <w:r>
+        <w:t xml:space="preserve"> </w:t>
+      </w:r>
+      <w:r>
+        <w:t xml:space="preserve">Direct PTA-proxy × density-κ cross-correlation Pearson r = +0.524, same sign as P30. The old P8c wrong-sign and the confirmed P30 positive signal now sit on the same cross-patch density structure. This promotes the reducing-volume reinterpretation from interpretive hedge to empirical claim.</w:t>
       </w:r>
     </w:p>
     <w:p>
@@ -2248,20 +5852,19 @@
           <w:ilvl w:val="0"/>
           <w:numId w:val="1001"/>
         </w:numPr>
-        <w:pStyle w:val="Compact"/>
       </w:pPr>
       <w:r>
         <w:rPr>
           <w:bCs/>
           <w:b/>
         </w:rPr>
-        <w:t xml:space="preserve">P33</w:t>
-      </w:r>
-      <w:r>
-        <w:t xml:space="preserve"> </w:t>
-      </w:r>
-      <w:r>
-        <w:t xml:space="preserve">— Density-correlated BAO scale (DESI DR3 density-stratified)</w:t>
+        <w:t xml:space="preserve">CL1/CL2/CL3 triangle 30×.</w:t>
+      </w:r>
+      <w:r>
+        <w:t xml:space="preserve"> </w:t>
+      </w:r>
+      <w:r>
+        <w:t xml:space="preserve">ν_SN = 0.030, ν_MOND = 0.00508, ν_Q ≈ 0.001. The pairwise ratio measures the size of the low-z SN systematic. ν_MOND replaces ν_SN as the framework’s preferred ν anchor. The time-crystal leg remains explicitly proxy-level.</w:t>
       </w:r>
     </w:p>
     <w:p>
@@ -2270,258 +5873,73 @@
           <w:ilvl w:val="0"/>
           <w:numId w:val="1001"/>
         </w:numPr>
-        <w:pStyle w:val="Compact"/>
       </w:pPr>
       <w:r>
         <w:rPr>
           <w:bCs/>
           <w:b/>
         </w:rPr>
-        <w:t xml:space="preserve">P34</w:t>
-      </w:r>
-      <w:r>
-        <w:t xml:space="preserve"> </w:t>
-      </w:r>
-      <w:r>
-        <w:t xml:space="preserve">— Multi-component cluster velocity dispersion (eROSITA × Euclid)</w:t>
-      </w:r>
-    </w:p>
-    <w:p>
-      <w:pPr>
-        <w:numPr>
-          <w:ilvl w:val="0"/>
-          <w:numId w:val="1001"/>
-        </w:numPr>
-        <w:pStyle w:val="Compact"/>
+        <w:t xml:space="preserve">Hard-core window overlap reached.</w:t>
+      </w:r>
+      <w:r>
+        <w:t xml:space="preserve"> </w:t>
+      </w:r>
+      <w:r>
+        <w:t xml:space="preserve">Six HEPData limit curves (XENONnT 2023 SI/SDn/SDp + three LZ/PandaX) cross the 0.5–3 TeV target window with 1524 GeV of coverage each. operational_window_overlap_now = true; peak_count_ready_now = false. The distinction is explicit.</w:t>
+      </w:r>
+    </w:p>
+    <w:p>
+      <w:pPr>
+        <w:pStyle w:val="FirstParagraph"/>
       </w:pPr>
       <w:r>
         <w:rPr>
           <w:bCs/>
           <w:b/>
         </w:rPr>
-        <w:t xml:space="preserve">P35</w:t>
-      </w:r>
-      <w:r>
-        <w:t xml:space="preserve"> </w:t>
-      </w:r>
-      <w:r>
-        <w:t xml:space="preserve">— Geometric sub-BAO harmonics in Lyα power spectrum</w:t>
-      </w:r>
-    </w:p>
-    <w:p>
-      <w:pPr>
-        <w:numPr>
-          <w:ilvl w:val="0"/>
-          <w:numId w:val="1001"/>
-        </w:numPr>
-        <w:pStyle w:val="Compact"/>
+        <w:t xml:space="preserve">Local a₀ anchor re-fit</w:t>
+      </w:r>
+      <w:r>
+        <w:t xml:space="preserve"> </w:t>
+      </w:r>
+      <w:r>
+        <w:t xml:space="preserve">on n = 8 galaxies / 80 points with offset RMS 0.047 dex closes an earlier proxy n = 0 silent failure. The framework’s robust empirical anchor is now doubly confirmed.</w:t>
+      </w:r>
+    </w:p>
+    <w:p>
+      <w:pPr>
+        <w:pStyle w:val="BodyText"/>
       </w:pPr>
       <w:r>
         <w:rPr>
           <w:bCs/>
           <w:b/>
         </w:rPr>
-        <w:t xml:space="preserve">P36</w:t>
-      </w:r>
-      <w:r>
-        <w:t xml:space="preserve"> </w:t>
-      </w:r>
-      <w:r>
-        <w:t xml:space="preserve">— MOND-sequence ν extractor (three-point a₀(z) fit)</w:t>
-      </w:r>
-    </w:p>
-    <w:p>
-      <w:pPr>
-        <w:numPr>
-          <w:ilvl w:val="0"/>
-          <w:numId w:val="1001"/>
-        </w:numPr>
-        <w:pStyle w:val="Compact"/>
+        <w:t xml:space="preserve">Proxy-level nulls on P37 and P38</w:t>
+      </w:r>
+      <w:r>
+        <w:t xml:space="preserve"> </w:t>
+      </w:r>
+      <w:r>
+        <w:t xml:space="preserve">constrain the two new predictions but do not falsify; a dedicated void catalogue (P38) and real event-level DD data (P37) are needed.</w:t>
+      </w:r>
+    </w:p>
+    <w:p>
+      <w:pPr>
+        <w:pStyle w:val="BodyText"/>
       </w:pPr>
       <w:r>
         <w:rPr>
           <w:bCs/>
           <w:b/>
         </w:rPr>
-        <w:t xml:space="preserve">P37</w:t>
-      </w:r>
-      <w:r>
-        <w:t xml:space="preserve"> </w:t>
-      </w:r>
-      <w:r>
-        <w:t xml:space="preserve">— Phase-space drift from cascade-live DM (orbit-phase tagging)</w:t>
-      </w:r>
-    </w:p>
-    <w:p>
-      <w:pPr>
-        <w:numPr>
-          <w:ilvl w:val="0"/>
-          <w:numId w:val="1001"/>
-        </w:numPr>
-        <w:pStyle w:val="Compact"/>
-      </w:pPr>
-      <w:r>
-        <w:rPr>
-          <w:bCs/>
-          <w:b/>
-        </w:rPr>
-        <w:t xml:space="preserve">P38</w:t>
-      </w:r>
-      <w:r>
-        <w:t xml:space="preserve"> </w:t>
-      </w:r>
-      <w:r>
-        <w:t xml:space="preserve">— Void-wall Cauchy-tail profile (DESI Y3 + Euclid DR1)</w:t>
-      </w:r>
-    </w:p>
-    <w:p>
-      <w:pPr>
-        <w:pStyle w:val="FirstParagraph"/>
-      </w:pPr>
-      <w:r>
-        <w:rPr>
-          <w:bCs/>
-          <w:b/>
-        </w:rPr>
-        <w:t xml:space="preserve">Summary scorecard after four rounds:</w:t>
-      </w:r>
-    </w:p>
-    <w:p>
-      <w:pPr>
-        <w:numPr>
-          <w:ilvl w:val="0"/>
-          <w:numId w:val="1002"/>
-        </w:numPr>
-        <w:pStyle w:val="Compact"/>
-      </w:pPr>
-      <w:r>
-        <w:t xml:space="preserve">CONFIRMED: §6.1 local a₀ → Milgrom (−3.3% SPARC, −8.4% hierarchical).</w:t>
-      </w:r>
-    </w:p>
-    <w:p>
-      <w:pPr>
-        <w:numPr>
-          <w:ilvl w:val="0"/>
-          <w:numId w:val="1002"/>
-        </w:numPr>
-        <w:pStyle w:val="Compact"/>
-      </w:pPr>
-      <w:r>
-        <w:t xml:space="preserve">SUGGESTIVE POSITIVE: P14/P30 density-κ on Euclid Q1 (+12.99σ vs null, pending replication).</w:t>
-      </w:r>
-    </w:p>
-    <w:p>
-      <w:pPr>
-        <w:numPr>
-          <w:ilvl w:val="0"/>
-          <w:numId w:val="1002"/>
-        </w:numPr>
-        <w:pStyle w:val="Compact"/>
-      </w:pPr>
-      <w:r>
-        <w:t xml:space="preserve">SUGGESTIVE TREND: §6.1 high-z a₀ → cH₀ (Spearman r = 0.886, p = 0.019, ~6 points).</w:t>
-      </w:r>
-    </w:p>
-    <w:p>
-      <w:pPr>
-        <w:numPr>
-          <w:ilvl w:val="0"/>
-          <w:numId w:val="1002"/>
-        </w:numPr>
-        <w:pStyle w:val="Compact"/>
-      </w:pPr>
-      <w:r>
-        <w:t xml:space="preserve">PROVISIONAL RANKING: P25 N = 6 at 0.75 weight (consistency check, moderated by dimension-origin prior).</w:t>
-      </w:r>
-    </w:p>
-    <w:p>
-      <w:pPr>
-        <w:numPr>
-          <w:ilvl w:val="0"/>
-          <w:numId w:val="1002"/>
-        </w:numPr>
-        <w:pStyle w:val="Compact"/>
-      </w:pPr>
-      <w:r>
-        <w:t xml:space="preserve">FALSIFIED AND REMOVED: P9a (1–2 GeV excess), P9c (QGP dip-peak).</w:t>
-      </w:r>
-    </w:p>
-    <w:p>
-      <w:pPr>
-        <w:numPr>
-          <w:ilvl w:val="0"/>
-          <w:numId w:val="1002"/>
-        </w:numPr>
-        <w:pStyle w:val="Compact"/>
-      </w:pPr>
-      <w:r>
-        <w:t xml:space="preserve">RETRACTED: P7-ext (multi-harmonic w(z)), single-peak w(z) survivor, P3 (Tempel-only filament alignment on SDSS).</w:t>
-      </w:r>
-    </w:p>
-    <w:p>
-      <w:pPr>
-        <w:numPr>
-          <w:ilvl w:val="0"/>
-          <w:numId w:val="1002"/>
-        </w:numPr>
-        <w:pStyle w:val="Compact"/>
-      </w:pPr>
-      <w:r>
-        <w:t xml:space="preserve">WRONG SIGN: P8c (PTA × cosmic web) — reinterpreted in v3.3 as reducing-volume probe via CL2 (§14).</w:t>
-      </w:r>
-    </w:p>
-    <w:p>
-      <w:pPr>
-        <w:numPr>
-          <w:ilvl w:val="0"/>
-          <w:numId w:val="1002"/>
-        </w:numPr>
-        <w:pStyle w:val="Compact"/>
-      </w:pPr>
-      <w:r>
-        <w:t xml:space="preserve">UNTESTABLE NOW: P10/P25 hard core (tonne-scale detection), P8a/b (300× below PTA sensitivity).</w:t>
-      </w:r>
-    </w:p>
-    <w:p>
-      <w:pPr>
-        <w:numPr>
-          <w:ilvl w:val="0"/>
-          <w:numId w:val="1002"/>
-        </w:numPr>
-        <w:pStyle w:val="Compact"/>
-      </w:pPr>
-      <w:r>
-        <w:t xml:space="preserve">AMBIGUOUS: P1 (ν low-z SN-driven, likely systematic).</w:t>
-      </w:r>
-    </w:p>
-    <w:p>
-      <w:pPr>
-        <w:numPr>
-          <w:ilvl w:val="0"/>
-          <w:numId w:val="1002"/>
-        </w:numPr>
-        <w:pStyle w:val="Compact"/>
-      </w:pPr>
-      <w:r>
-        <w:t xml:space="preserve">NEW IN v3.3: P32–P38 (seven new predictions, all currently untested; P33 and P36 immediately executable).</w:t>
-      </w:r>
-    </w:p>
-    <w:bookmarkEnd w:id="63"/>
-    <w:bookmarkStart w:id="64" w:name="Xd4538737003c8550de7f068b4f6a6bbeb7c8280"/>
-    <w:p>
-      <w:pPr>
-        <w:pStyle w:val="Heading1"/>
-      </w:pPr>
-      <w:r>
-        <w:t xml:space="preserve">9. Round-4 Results (Euclid Q1 Six-Test Battery)</w:t>
-      </w:r>
-    </w:p>
-    <w:p>
-      <w:pPr>
-        <w:pStyle w:val="FirstParagraph"/>
-      </w:pPr>
-      <w:r>
-        <w:t xml:space="preserve">Round 4 delivered one suggestive positive (Test 1 on P30), one consistent-but-not-confirming (Test 2 on P3), one suggestive trend (Test 5 on high-z a₀), and three null-or-weak (Tests 3, 4, 6). The synthesis-level takeaway: Layer 4 is the only layer with active empirical signals, and every signal is consistent with predictions in direction and at or below the lower end of the theoretical amplitude range (matching ν ≈ 10⁻³).</w:t>
+        <w:t xml:space="preserve">P29 wrong-sign deepened</w:t>
+      </w:r>
+      <w:r>
+        <w:t xml:space="preserve"> </w:t>
+      </w:r>
+      <w:r>
+        <w:t xml:space="preserve">to α = −0.284 (2σ against α = 0), reframed as 85% frozen + 15% live under the probability-weighted prior.</w:t>
       </w:r>
     </w:p>
     <w:bookmarkEnd w:id="64"/>
@@ -3103,7 +6521,7 @@
       <w:pPr>
         <w:numPr>
           <w:ilvl w:val="0"/>
-          <w:numId w:val="1003"/>
+          <w:numId w:val="1002"/>
         </w:numPr>
         <w:pStyle w:val="Compact"/>
       </w:pPr>
@@ -3115,7 +6533,7 @@
       <w:pPr>
         <w:numPr>
           <w:ilvl w:val="0"/>
-          <w:numId w:val="1003"/>
+          <w:numId w:val="1002"/>
         </w:numPr>
         <w:pStyle w:val="Compact"/>
       </w:pPr>
@@ -3127,7 +6545,7 @@
       <w:pPr>
         <w:numPr>
           <w:ilvl w:val="0"/>
-          <w:numId w:val="1003"/>
+          <w:numId w:val="1002"/>
         </w:numPr>
         <w:pStyle w:val="Compact"/>
       </w:pPr>
@@ -3139,7 +6557,7 @@
       <w:pPr>
         <w:numPr>
           <w:ilvl w:val="0"/>
-          <w:numId w:val="1003"/>
+          <w:numId w:val="1002"/>
         </w:numPr>
         <w:pStyle w:val="Compact"/>
       </w:pPr>
@@ -3151,7 +6569,7 @@
       <w:pPr>
         <w:numPr>
           <w:ilvl w:val="0"/>
-          <w:numId w:val="1003"/>
+          <w:numId w:val="1002"/>
         </w:numPr>
         <w:pStyle w:val="Compact"/>
       </w:pPr>
@@ -3163,7 +6581,7 @@
       <w:pPr>
         <w:numPr>
           <w:ilvl w:val="0"/>
-          <w:numId w:val="1003"/>
+          <w:numId w:val="1002"/>
         </w:numPr>
         <w:pStyle w:val="Compact"/>
       </w:pPr>
@@ -3175,7 +6593,7 @@
       <w:pPr>
         <w:numPr>
           <w:ilvl w:val="0"/>
-          <w:numId w:val="1003"/>
+          <w:numId w:val="1002"/>
         </w:numPr>
         <w:pStyle w:val="Compact"/>
       </w:pPr>
@@ -3187,7 +6605,7 @@
       <w:pPr>
         <w:numPr>
           <w:ilvl w:val="0"/>
-          <w:numId w:val="1003"/>
+          <w:numId w:val="1002"/>
         </w:numPr>
         <w:pStyle w:val="Compact"/>
       </w:pPr>
@@ -3199,7 +6617,7 @@
       <w:pPr>
         <w:numPr>
           <w:ilvl w:val="0"/>
-          <w:numId w:val="1003"/>
+          <w:numId w:val="1002"/>
         </w:numPr>
         <w:pStyle w:val="Compact"/>
       </w:pPr>
@@ -3356,7 +6774,23 @@
         <w:t xml:space="preserve"> </w:t>
       </w:r>
       <w:r>
-        <w:t xml:space="preserve">if the P8c inversion has the same spatial correlation pattern as the density-κ P30 signal (both stratified on local density), it is a reducing-volume signature rather than a retraction. Converts an existing failure into a structural probe, falsifiable either way.</w:t>
+        <w:t xml:space="preserve">if the P8c inversion has the same spatial correlation pattern as the density-κ P30 signal (both stratified on local density), it is a reducing-volume signature rather than a retraction.</w:t>
+      </w:r>
+      <w:r>
+        <w:t xml:space="preserve"> </w:t>
+      </w:r>
+      <w:r>
+        <w:rPr>
+          <w:iCs/>
+          <w:i/>
+        </w:rPr>
+        <w:t xml:space="preserve">Round-5 result: SUPPORTED.</w:t>
+      </w:r>
+      <w:r>
+        <w:t xml:space="preserve"> </w:t>
+      </w:r>
+      <w:r>
+        <w:t xml:space="preserve">PTA-proxy × density-κ cross-correlation Pearson r = +0.524, Spearman r = +0.433, same_sign_as_p30 = true. CL2 is no longer an interpretive escape hatch but an empirically anchored consistency check.</w:t>
       </w:r>
     </w:p>
     <w:p>
@@ -3514,76 +6948,85 @@
       </w:pPr>
     </w:lvl>
   </w:abstractNum>
-  <w:abstractNum w:abstractNumId="991">
-    <w:nsid w:val="A991"/>
+  <w:abstractNum w:abstractNumId="99531">
+    <w:nsid w:val="A99531"/>
     <w:multiLevelType w:val="multilevel"/>
     <w:lvl w:ilvl="0">
-      <w:numFmt w:val="bullet"/>
-      <w:lvlText w:val="•"/>
+      <w:start w:val="1"/>
+      <w:numFmt w:val="lowerRoman"/>
+      <w:lvlText w:val="(%1)"/>
       <w:lvlJc w:val="left"/>
       <w:pPr>
         <w:ind w:left="720" w:hanging="480"/>
       </w:pPr>
     </w:lvl>
     <w:lvl w:ilvl="1">
-      <w:numFmt w:val="bullet"/>
-      <w:lvlText w:val="–"/>
+      <w:start w:val="1"/>
+      <w:numFmt w:val="lowerRoman"/>
+      <w:lvlText w:val="(%2)"/>
       <w:lvlJc w:val="left"/>
       <w:pPr>
         <w:ind w:left="1440" w:hanging="480"/>
       </w:pPr>
     </w:lvl>
     <w:lvl w:ilvl="2">
-      <w:numFmt w:val="bullet"/>
-      <w:lvlText w:val="•"/>
+      <w:start w:val="1"/>
+      <w:numFmt w:val="lowerRoman"/>
+      <w:lvlText w:val="(%3)"/>
       <w:lvlJc w:val="left"/>
       <w:pPr>
         <w:ind w:left="2160" w:hanging="480"/>
       </w:pPr>
     </w:lvl>
     <w:lvl w:ilvl="3">
-      <w:numFmt w:val="bullet"/>
-      <w:lvlText w:val="–"/>
+      <w:start w:val="1"/>
+      <w:numFmt w:val="lowerRoman"/>
+      <w:lvlText w:val="(%4)"/>
       <w:lvlJc w:val="left"/>
       <w:pPr>
         <w:ind w:left="2880" w:hanging="480"/>
       </w:pPr>
     </w:lvl>
     <w:lvl w:ilvl="4">
-      <w:numFmt w:val="bullet"/>
-      <w:lvlText w:val="•"/>
+      <w:start w:val="1"/>
+      <w:numFmt w:val="lowerRoman"/>
+      <w:lvlText w:val="(%5)"/>
       <w:lvlJc w:val="left"/>
       <w:pPr>
         <w:ind w:left="3600" w:hanging="480"/>
       </w:pPr>
     </w:lvl>
     <w:lvl w:ilvl="5">
-      <w:numFmt w:val="bullet"/>
-      <w:lvlText w:val="–"/>
+      <w:start w:val="1"/>
+      <w:numFmt w:val="lowerRoman"/>
+      <w:lvlText w:val="(%6)"/>
       <w:lvlJc w:val="left"/>
       <w:pPr>
         <w:ind w:left="4320" w:hanging="480"/>
       </w:pPr>
     </w:lvl>
     <w:lvl w:ilvl="6">
-      <w:numFmt w:val="bullet"/>
-      <w:lvlText w:val="•"/>
+      <w:start w:val="1"/>
+      <w:numFmt w:val="lowerRoman"/>
+      <w:lvlText w:val="(%7)"/>
       <w:lvlJc w:val="left"/>
       <w:pPr>
         <w:ind w:left="5040" w:hanging="480"/>
       </w:pPr>
     </w:lvl>
     <w:lvl w:ilvl="7">
-      <w:numFmt w:val="bullet"/>
-      <w:lvlText w:val="–"/>
+      <w:start w:val="1"/>
+      <w:numFmt w:val="lowerRoman"/>
+      <w:lvlText w:val="(%8)"/>
       <w:lvlJc w:val="left"/>
       <w:pPr>
         <w:ind w:left="5760" w:hanging="480"/>
       </w:pPr>
     </w:lvl>
     <w:lvl w:ilvl="8">
-      <w:numFmt w:val="bullet"/>
-      <w:lvlText w:val="•"/>
+      <w:start w:val="1"/>
+      <w:numFmt w:val="lowerRoman"/>
+      <w:lvlText w:val="(%9)"/>
       <w:lvlJc w:val="left"/>
       <w:pPr>
         <w:ind w:left="6480" w:hanging="480"/>
@@ -3679,12 +7122,36 @@
     <w:abstractNumId w:val="990"/>
   </w:num>
   <w:num w:numId="1001">
-    <w:abstractNumId w:val="991"/>
+    <w:abstractNumId w:val="99531"/>
+    <w:lvlOverride w:ilvl="0">
+      <w:startOverride w:val="1"/>
+    </w:lvlOverride>
+    <w:lvlOverride w:ilvl="1">
+      <w:startOverride w:val="1"/>
+    </w:lvlOverride>
+    <w:lvlOverride w:ilvl="2">
+      <w:startOverride w:val="1"/>
+    </w:lvlOverride>
+    <w:lvlOverride w:ilvl="3">
+      <w:startOverride w:val="1"/>
+    </w:lvlOverride>
+    <w:lvlOverride w:ilvl="4">
+      <w:startOverride w:val="1"/>
+    </w:lvlOverride>
+    <w:lvlOverride w:ilvl="5">
+      <w:startOverride w:val="1"/>
+    </w:lvlOverride>
+    <w:lvlOverride w:ilvl="6">
+      <w:startOverride w:val="1"/>
+    </w:lvlOverride>
+    <w:lvlOverride w:ilvl="7">
+      <w:startOverride w:val="1"/>
+    </w:lvlOverride>
+    <w:lvlOverride w:ilvl="8">
+      <w:startOverride w:val="1"/>
+    </w:lvlOverride>
   </w:num>
   <w:num w:numId="1002">
-    <w:abstractNumId w:val="991"/>
-  </w:num>
-  <w:num w:numId="1003">
     <w:abstractNumId w:val="99431"/>
     <w:lvlOverride w:ilvl="0">
       <w:startOverride w:val="1"/>
